--- a/tfl/tables/T-DM-01.docx
+++ b/tfl/tables/T-DM-01.docx
@@ -7792,7 +7792,7 @@
           <w:szCs w:val="14"/>
           <w:color w:val="C0392B"/>
         </w:rPr>
-        <w:t xml:space="preserve">DRAFT — produced 2026-07-19 — synthetic data, NOT for regulatory submission</w:t>
+        <w:t xml:space="preserve">DRAFT — produced 2026-09-20 — synthetic data, NOT for regulatory submission</w:t>
       </w:r>
     </w:p>
     <w:sectPr>

--- a/tfl/tables/T-DM-01.docx
+++ b/tfl/tables/T-DM-01.docx
@@ -289,7 +289,7 @@
                 <w:szCs w:val="18"/>
                 <w:color w:val="FFFFFF"/>
               </w:rPr>
-              <w:t xml:space="preserve">(N=225)</w:t>
+              <w:t xml:space="preserve">(N=300)</w:t>
             </w:r>
           </w:p>
         </w:tc>
@@ -370,7 +370,7 @@
                 <w:szCs w:val="18"/>
                 <w:color w:val="FFFFFF"/>
               </w:rPr>
-              <w:t xml:space="preserve">(N=225)</w:t>
+              <w:t xml:space="preserve">(N=150)</w:t>
             </w:r>
           </w:p>
         </w:tc>
@@ -791,62 +791,62 @@
                 <w:szCs w:val="18"/>
                 <w:color w:val="000000"/>
               </w:rPr>
-              <w:t xml:space="preserve">225</w:t>
-            </w:r>
-          </w:p>
-        </w:tc>
-        <w:tc>
-          <w:tcPr>
-            <w:tcBorders>
-              <w:bottom w:val="single" w:sz="3" w:space="0" w:color="CCCCCC"/>
-              <w:top w:val="single" w:sz="3" w:space="0" w:color="CCCCCC"/>
-              <w:left w:val="single" w:sz="3" w:space="0" w:color="CCCCCC"/>
-              <w:right w:val="single" w:sz="3" w:space="0" w:color="CCCCCC"/>
-            </w:tcBorders>
-            <w:shd w:val="clear" w:color="auto" w:fill="FFFFFF"/>
-            <w:tcMar>
-              <w:top w:w="0" w:type="dxa"/>
-              <w:bottom w:w="0" w:type="dxa"/>
-              <w:left w:w="0" w:type="dxa"/>
-              <w:right w:w="0" w:type="dxa"/>
-            </w:tcMar>
-            <w:vAlign w:val="center"/>
-          </w:tcPr>
-          <w:p>
-            <w:pPr>
-              <w:pStyle w:val="Normal"/>
-              <w:jc w:val="center"/>
-              <w:pBdr>
-                <w:bottom w:val="none" w:sz="0" w:space="0" w:color="000000"/>
-                <w:top w:val="none" w:sz="0" w:space="0" w:color="000000"/>
-                <w:left w:val="none" w:sz="0" w:space="0" w:color="000000"/>
-                <w:right w:val="none" w:sz="0" w:space="0" w:color="000000"/>
-              </w:pBdr>
-              <w:spacing w:after="40" w:before="40" w:line="240"/>
-              <w:ind w:left="100" w:right="100" w:firstLine="0" w:firstLineChars="0"/>
-              <w:rPr>
-                <w:rFonts w:ascii="Arial" w:hAnsi="Arial" w:eastAsia="Arial" w:cs="Arial"/>
-                <w:i w:val="false"/>
-                <w:b w:val="false"/>
-                <w:u w:val="none"/>
-                <w:strike w:val="false"/>
-                <w:sz w:val="18"/>
-                <w:szCs w:val="18"/>
-                <w:color w:val="000000"/>
-              </w:rPr>
-            </w:pPr>
-            <w:r>
-              <w:rPr>
-                <w:rFonts w:ascii="Arial" w:hAnsi="Arial" w:eastAsia="Arial" w:cs="Arial"/>
-                <w:i w:val="false"/>
-                <w:b w:val="false"/>
-                <w:u w:val="none"/>
-                <w:strike w:val="false"/>
-                <w:sz w:val="18"/>
-                <w:szCs w:val="18"/>
-                <w:color w:val="000000"/>
-              </w:rPr>
-              <w:t xml:space="preserve">225</w:t>
+              <w:t xml:space="preserve">300</w:t>
+            </w:r>
+          </w:p>
+        </w:tc>
+        <w:tc>
+          <w:tcPr>
+            <w:tcBorders>
+              <w:bottom w:val="single" w:sz="3" w:space="0" w:color="CCCCCC"/>
+              <w:top w:val="single" w:sz="3" w:space="0" w:color="CCCCCC"/>
+              <w:left w:val="single" w:sz="3" w:space="0" w:color="CCCCCC"/>
+              <w:right w:val="single" w:sz="3" w:space="0" w:color="CCCCCC"/>
+            </w:tcBorders>
+            <w:shd w:val="clear" w:color="auto" w:fill="FFFFFF"/>
+            <w:tcMar>
+              <w:top w:w="0" w:type="dxa"/>
+              <w:bottom w:w="0" w:type="dxa"/>
+              <w:left w:w="0" w:type="dxa"/>
+              <w:right w:w="0" w:type="dxa"/>
+            </w:tcMar>
+            <w:vAlign w:val="center"/>
+          </w:tcPr>
+          <w:p>
+            <w:pPr>
+              <w:pStyle w:val="Normal"/>
+              <w:jc w:val="center"/>
+              <w:pBdr>
+                <w:bottom w:val="none" w:sz="0" w:space="0" w:color="000000"/>
+                <w:top w:val="none" w:sz="0" w:space="0" w:color="000000"/>
+                <w:left w:val="none" w:sz="0" w:space="0" w:color="000000"/>
+                <w:right w:val="none" w:sz="0" w:space="0" w:color="000000"/>
+              </w:pBdr>
+              <w:spacing w:after="40" w:before="40" w:line="240"/>
+              <w:ind w:left="100" w:right="100" w:firstLine="0" w:firstLineChars="0"/>
+              <w:rPr>
+                <w:rFonts w:ascii="Arial" w:hAnsi="Arial" w:eastAsia="Arial" w:cs="Arial"/>
+                <w:i w:val="false"/>
+                <w:b w:val="false"/>
+                <w:u w:val="none"/>
+                <w:strike w:val="false"/>
+                <w:sz w:val="18"/>
+                <w:szCs w:val="18"/>
+                <w:color w:val="000000"/>
+              </w:rPr>
+            </w:pPr>
+            <w:r>
+              <w:rPr>
+                <w:rFonts w:ascii="Arial" w:hAnsi="Arial" w:eastAsia="Arial" w:cs="Arial"/>
+                <w:i w:val="false"/>
+                <w:b w:val="false"/>
+                <w:u w:val="none"/>
+                <w:strike w:val="false"/>
+                <w:sz w:val="18"/>
+                <w:szCs w:val="18"/>
+                <w:color w:val="000000"/>
+              </w:rPr>
+              <w:t xml:space="preserve">150</w:t>
             </w:r>
           </w:p>
         </w:tc>
@@ -1016,62 +1016,62 @@
                 <w:szCs w:val="18"/>
                 <w:color w:val="000000"/>
               </w:rPr>
-              <w:t xml:space="preserve">63.0 (11.2)</w:t>
-            </w:r>
-          </w:p>
-        </w:tc>
-        <w:tc>
-          <w:tcPr>
-            <w:tcBorders>
-              <w:bottom w:val="single" w:sz="3" w:space="0" w:color="CCCCCC"/>
-              <w:top w:val="single" w:sz="3" w:space="0" w:color="CCCCCC"/>
-              <w:left w:val="single" w:sz="3" w:space="0" w:color="CCCCCC"/>
-              <w:right w:val="single" w:sz="3" w:space="0" w:color="CCCCCC"/>
-            </w:tcBorders>
-            <w:shd w:val="clear" w:color="auto" w:fill="FFFFFF"/>
-            <w:tcMar>
-              <w:top w:w="0" w:type="dxa"/>
-              <w:bottom w:w="0" w:type="dxa"/>
-              <w:left w:w="0" w:type="dxa"/>
-              <w:right w:w="0" w:type="dxa"/>
-            </w:tcMar>
-            <w:vAlign w:val="center"/>
-          </w:tcPr>
-          <w:p>
-            <w:pPr>
-              <w:pStyle w:val="Normal"/>
-              <w:jc w:val="center"/>
-              <w:pBdr>
-                <w:bottom w:val="none" w:sz="0" w:space="0" w:color="000000"/>
-                <w:top w:val="none" w:sz="0" w:space="0" w:color="000000"/>
-                <w:left w:val="none" w:sz="0" w:space="0" w:color="000000"/>
-                <w:right w:val="none" w:sz="0" w:space="0" w:color="000000"/>
-              </w:pBdr>
-              <w:spacing w:after="40" w:before="40" w:line="240"/>
-              <w:ind w:left="100" w:right="100" w:firstLine="0" w:firstLineChars="0"/>
-              <w:rPr>
-                <w:rFonts w:ascii="Arial" w:hAnsi="Arial" w:eastAsia="Arial" w:cs="Arial"/>
-                <w:i w:val="false"/>
-                <w:b w:val="false"/>
-                <w:u w:val="none"/>
-                <w:strike w:val="false"/>
-                <w:sz w:val="18"/>
-                <w:szCs w:val="18"/>
-                <w:color w:val="000000"/>
-              </w:rPr>
-            </w:pPr>
-            <w:r>
-              <w:rPr>
-                <w:rFonts w:ascii="Arial" w:hAnsi="Arial" w:eastAsia="Arial" w:cs="Arial"/>
-                <w:i w:val="false"/>
-                <w:b w:val="false"/>
-                <w:u w:val="none"/>
-                <w:strike w:val="false"/>
-                <w:sz w:val="18"/>
-                <w:szCs w:val="18"/>
-                <w:color w:val="000000"/>
-              </w:rPr>
-              <w:t xml:space="preserve">63.1 (10.7)</w:t>
+              <w:t xml:space="preserve">63.2 (11.1)</w:t>
+            </w:r>
+          </w:p>
+        </w:tc>
+        <w:tc>
+          <w:tcPr>
+            <w:tcBorders>
+              <w:bottom w:val="single" w:sz="3" w:space="0" w:color="CCCCCC"/>
+              <w:top w:val="single" w:sz="3" w:space="0" w:color="CCCCCC"/>
+              <w:left w:val="single" w:sz="3" w:space="0" w:color="CCCCCC"/>
+              <w:right w:val="single" w:sz="3" w:space="0" w:color="CCCCCC"/>
+            </w:tcBorders>
+            <w:shd w:val="clear" w:color="auto" w:fill="FFFFFF"/>
+            <w:tcMar>
+              <w:top w:w="0" w:type="dxa"/>
+              <w:bottom w:w="0" w:type="dxa"/>
+              <w:left w:w="0" w:type="dxa"/>
+              <w:right w:w="0" w:type="dxa"/>
+            </w:tcMar>
+            <w:vAlign w:val="center"/>
+          </w:tcPr>
+          <w:p>
+            <w:pPr>
+              <w:pStyle w:val="Normal"/>
+              <w:jc w:val="center"/>
+              <w:pBdr>
+                <w:bottom w:val="none" w:sz="0" w:space="0" w:color="000000"/>
+                <w:top w:val="none" w:sz="0" w:space="0" w:color="000000"/>
+                <w:left w:val="none" w:sz="0" w:space="0" w:color="000000"/>
+                <w:right w:val="none" w:sz="0" w:space="0" w:color="000000"/>
+              </w:pBdr>
+              <w:spacing w:after="40" w:before="40" w:line="240"/>
+              <w:ind w:left="100" w:right="100" w:firstLine="0" w:firstLineChars="0"/>
+              <w:rPr>
+                <w:rFonts w:ascii="Arial" w:hAnsi="Arial" w:eastAsia="Arial" w:cs="Arial"/>
+                <w:i w:val="false"/>
+                <w:b w:val="false"/>
+                <w:u w:val="none"/>
+                <w:strike w:val="false"/>
+                <w:sz w:val="18"/>
+                <w:szCs w:val="18"/>
+                <w:color w:val="000000"/>
+              </w:rPr>
+            </w:pPr>
+            <w:r>
+              <w:rPr>
+                <w:rFonts w:ascii="Arial" w:hAnsi="Arial" w:eastAsia="Arial" w:cs="Arial"/>
+                <w:i w:val="false"/>
+                <w:b w:val="false"/>
+                <w:u w:val="none"/>
+                <w:strike w:val="false"/>
+                <w:sz w:val="18"/>
+                <w:szCs w:val="18"/>
+                <w:color w:val="000000"/>
+              </w:rPr>
+              <w:t xml:space="preserve">62.9 (10.4)</w:t>
             </w:r>
           </w:p>
         </w:tc>
@@ -1241,62 +1241,62 @@
                 <w:szCs w:val="18"/>
                 <w:color w:val="000000"/>
               </w:rPr>
+              <w:t xml:space="preserve">62.5 (45.0, 82.0)</w:t>
+            </w:r>
+          </w:p>
+        </w:tc>
+        <w:tc>
+          <w:tcPr>
+            <w:tcBorders>
+              <w:bottom w:val="single" w:sz="3" w:space="0" w:color="CCCCCC"/>
+              <w:top w:val="single" w:sz="3" w:space="0" w:color="CCCCCC"/>
+              <w:left w:val="single" w:sz="3" w:space="0" w:color="CCCCCC"/>
+              <w:right w:val="single" w:sz="3" w:space="0" w:color="CCCCCC"/>
+            </w:tcBorders>
+            <w:shd w:val="clear" w:color="auto" w:fill="FFFFFF"/>
+            <w:tcMar>
+              <w:top w:w="0" w:type="dxa"/>
+              <w:bottom w:w="0" w:type="dxa"/>
+              <w:left w:w="0" w:type="dxa"/>
+              <w:right w:w="0" w:type="dxa"/>
+            </w:tcMar>
+            <w:vAlign w:val="center"/>
+          </w:tcPr>
+          <w:p>
+            <w:pPr>
+              <w:pStyle w:val="Normal"/>
+              <w:jc w:val="center"/>
+              <w:pBdr>
+                <w:bottom w:val="none" w:sz="0" w:space="0" w:color="000000"/>
+                <w:top w:val="none" w:sz="0" w:space="0" w:color="000000"/>
+                <w:left w:val="none" w:sz="0" w:space="0" w:color="000000"/>
+                <w:right w:val="none" w:sz="0" w:space="0" w:color="000000"/>
+              </w:pBdr>
+              <w:spacing w:after="40" w:before="40" w:line="240"/>
+              <w:ind w:left="100" w:right="100" w:firstLine="0" w:firstLineChars="0"/>
+              <w:rPr>
+                <w:rFonts w:ascii="Arial" w:hAnsi="Arial" w:eastAsia="Arial" w:cs="Arial"/>
+                <w:i w:val="false"/>
+                <w:b w:val="false"/>
+                <w:u w:val="none"/>
+                <w:strike w:val="false"/>
+                <w:sz w:val="18"/>
+                <w:szCs w:val="18"/>
+                <w:color w:val="000000"/>
+              </w:rPr>
+            </w:pPr>
+            <w:r>
+              <w:rPr>
+                <w:rFonts w:ascii="Arial" w:hAnsi="Arial" w:eastAsia="Arial" w:cs="Arial"/>
+                <w:i w:val="false"/>
+                <w:b w:val="false"/>
+                <w:u w:val="none"/>
+                <w:strike w:val="false"/>
+                <w:sz w:val="18"/>
+                <w:szCs w:val="18"/>
+                <w:color w:val="000000"/>
+              </w:rPr>
               <w:t xml:space="preserve">63.0 (45.0, 82.0)</w:t>
-            </w:r>
-          </w:p>
-        </w:tc>
-        <w:tc>
-          <w:tcPr>
-            <w:tcBorders>
-              <w:bottom w:val="single" w:sz="3" w:space="0" w:color="CCCCCC"/>
-              <w:top w:val="single" w:sz="3" w:space="0" w:color="CCCCCC"/>
-              <w:left w:val="single" w:sz="3" w:space="0" w:color="CCCCCC"/>
-              <w:right w:val="single" w:sz="3" w:space="0" w:color="CCCCCC"/>
-            </w:tcBorders>
-            <w:shd w:val="clear" w:color="auto" w:fill="FFFFFF"/>
-            <w:tcMar>
-              <w:top w:w="0" w:type="dxa"/>
-              <w:bottom w:w="0" w:type="dxa"/>
-              <w:left w:w="0" w:type="dxa"/>
-              <w:right w:w="0" w:type="dxa"/>
-            </w:tcMar>
-            <w:vAlign w:val="center"/>
-          </w:tcPr>
-          <w:p>
-            <w:pPr>
-              <w:pStyle w:val="Normal"/>
-              <w:jc w:val="center"/>
-              <w:pBdr>
-                <w:bottom w:val="none" w:sz="0" w:space="0" w:color="000000"/>
-                <w:top w:val="none" w:sz="0" w:space="0" w:color="000000"/>
-                <w:left w:val="none" w:sz="0" w:space="0" w:color="000000"/>
-                <w:right w:val="none" w:sz="0" w:space="0" w:color="000000"/>
-              </w:pBdr>
-              <w:spacing w:after="40" w:before="40" w:line="240"/>
-              <w:ind w:left="100" w:right="100" w:firstLine="0" w:firstLineChars="0"/>
-              <w:rPr>
-                <w:rFonts w:ascii="Arial" w:hAnsi="Arial" w:eastAsia="Arial" w:cs="Arial"/>
-                <w:i w:val="false"/>
-                <w:b w:val="false"/>
-                <w:u w:val="none"/>
-                <w:strike w:val="false"/>
-                <w:sz w:val="18"/>
-                <w:szCs w:val="18"/>
-                <w:color w:val="000000"/>
-              </w:rPr>
-            </w:pPr>
-            <w:r>
-              <w:rPr>
-                <w:rFonts w:ascii="Arial" w:hAnsi="Arial" w:eastAsia="Arial" w:cs="Arial"/>
-                <w:i w:val="false"/>
-                <w:b w:val="false"/>
-                <w:u w:val="none"/>
-                <w:strike w:val="false"/>
-                <w:sz w:val="18"/>
-                <w:szCs w:val="18"/>
-                <w:color w:val="000000"/>
-              </w:rPr>
-              <w:t xml:space="preserve">62.0 (45.0, 82.0)</w:t>
             </w:r>
           </w:p>
         </w:tc>
@@ -1466,62 +1466,62 @@
                 <w:szCs w:val="18"/>
                 <w:color w:val="000000"/>
               </w:rPr>
-              <w:t xml:space="preserve">123 (54.7)</w:t>
-            </w:r>
-          </w:p>
-        </w:tc>
-        <w:tc>
-          <w:tcPr>
-            <w:tcBorders>
-              <w:bottom w:val="single" w:sz="3" w:space="0" w:color="CCCCCC"/>
-              <w:top w:val="single" w:sz="3" w:space="0" w:color="CCCCCC"/>
-              <w:left w:val="single" w:sz="3" w:space="0" w:color="CCCCCC"/>
-              <w:right w:val="single" w:sz="3" w:space="0" w:color="CCCCCC"/>
-            </w:tcBorders>
-            <w:shd w:val="clear" w:color="auto" w:fill="FFFFFF"/>
-            <w:tcMar>
-              <w:top w:w="0" w:type="dxa"/>
-              <w:bottom w:w="0" w:type="dxa"/>
-              <w:left w:w="0" w:type="dxa"/>
-              <w:right w:w="0" w:type="dxa"/>
-            </w:tcMar>
-            <w:vAlign w:val="center"/>
-          </w:tcPr>
-          <w:p>
-            <w:pPr>
-              <w:pStyle w:val="Normal"/>
-              <w:jc w:val="center"/>
-              <w:pBdr>
-                <w:bottom w:val="none" w:sz="0" w:space="0" w:color="000000"/>
-                <w:top w:val="none" w:sz="0" w:space="0" w:color="000000"/>
-                <w:left w:val="none" w:sz="0" w:space="0" w:color="000000"/>
-                <w:right w:val="none" w:sz="0" w:space="0" w:color="000000"/>
-              </w:pBdr>
-              <w:spacing w:after="40" w:before="40" w:line="240"/>
-              <w:ind w:left="100" w:right="100" w:firstLine="0" w:firstLineChars="0"/>
-              <w:rPr>
-                <w:rFonts w:ascii="Arial" w:hAnsi="Arial" w:eastAsia="Arial" w:cs="Arial"/>
-                <w:i w:val="false"/>
-                <w:b w:val="false"/>
-                <w:u w:val="none"/>
-                <w:strike w:val="false"/>
-                <w:sz w:val="18"/>
-                <w:szCs w:val="18"/>
-                <w:color w:val="000000"/>
-              </w:rPr>
-            </w:pPr>
-            <w:r>
-              <w:rPr>
-                <w:rFonts w:ascii="Arial" w:hAnsi="Arial" w:eastAsia="Arial" w:cs="Arial"/>
-                <w:i w:val="false"/>
-                <w:b w:val="false"/>
-                <w:u w:val="none"/>
-                <w:strike w:val="false"/>
-                <w:sz w:val="18"/>
-                <w:szCs w:val="18"/>
-                <w:color w:val="000000"/>
-              </w:rPr>
-              <w:t xml:space="preserve">123 (54.7)</w:t>
+              <w:t xml:space="preserve">159 (53.0)</w:t>
+            </w:r>
+          </w:p>
+        </w:tc>
+        <w:tc>
+          <w:tcPr>
+            <w:tcBorders>
+              <w:bottom w:val="single" w:sz="3" w:space="0" w:color="CCCCCC"/>
+              <w:top w:val="single" w:sz="3" w:space="0" w:color="CCCCCC"/>
+              <w:left w:val="single" w:sz="3" w:space="0" w:color="CCCCCC"/>
+              <w:right w:val="single" w:sz="3" w:space="0" w:color="CCCCCC"/>
+            </w:tcBorders>
+            <w:shd w:val="clear" w:color="auto" w:fill="FFFFFF"/>
+            <w:tcMar>
+              <w:top w:w="0" w:type="dxa"/>
+              <w:bottom w:w="0" w:type="dxa"/>
+              <w:left w:w="0" w:type="dxa"/>
+              <w:right w:w="0" w:type="dxa"/>
+            </w:tcMar>
+            <w:vAlign w:val="center"/>
+          </w:tcPr>
+          <w:p>
+            <w:pPr>
+              <w:pStyle w:val="Normal"/>
+              <w:jc w:val="center"/>
+              <w:pBdr>
+                <w:bottom w:val="none" w:sz="0" w:space="0" w:color="000000"/>
+                <w:top w:val="none" w:sz="0" w:space="0" w:color="000000"/>
+                <w:left w:val="none" w:sz="0" w:space="0" w:color="000000"/>
+                <w:right w:val="none" w:sz="0" w:space="0" w:color="000000"/>
+              </w:pBdr>
+              <w:spacing w:after="40" w:before="40" w:line="240"/>
+              <w:ind w:left="100" w:right="100" w:firstLine="0" w:firstLineChars="0"/>
+              <w:rPr>
+                <w:rFonts w:ascii="Arial" w:hAnsi="Arial" w:eastAsia="Arial" w:cs="Arial"/>
+                <w:i w:val="false"/>
+                <w:b w:val="false"/>
+                <w:u w:val="none"/>
+                <w:strike w:val="false"/>
+                <w:sz w:val="18"/>
+                <w:szCs w:val="18"/>
+                <w:color w:val="000000"/>
+              </w:rPr>
+            </w:pPr>
+            <w:r>
+              <w:rPr>
+                <w:rFonts w:ascii="Arial" w:hAnsi="Arial" w:eastAsia="Arial" w:cs="Arial"/>
+                <w:i w:val="false"/>
+                <w:b w:val="false"/>
+                <w:u w:val="none"/>
+                <w:strike w:val="false"/>
+                <w:sz w:val="18"/>
+                <w:szCs w:val="18"/>
+                <w:color w:val="000000"/>
+              </w:rPr>
+              <w:t xml:space="preserve">85 (56.7)</w:t>
             </w:r>
           </w:p>
         </w:tc>
@@ -1576,7 +1576,7 @@
                 <w:szCs w:val="18"/>
                 <w:color w:val="000000"/>
               </w:rPr>
-              <w:t xml:space="preserve">246 (54.7)</w:t>
+              <w:t xml:space="preserve">244 (54.2)</w:t>
             </w:r>
           </w:p>
         </w:tc>
@@ -1691,62 +1691,62 @@
                 <w:szCs w:val="18"/>
                 <w:color w:val="000000"/>
               </w:rPr>
-              <w:t xml:space="preserve">102 (45.3)</w:t>
-            </w:r>
-          </w:p>
-        </w:tc>
-        <w:tc>
-          <w:tcPr>
-            <w:tcBorders>
-              <w:bottom w:val="single" w:sz="3" w:space="0" w:color="CCCCCC"/>
-              <w:top w:val="single" w:sz="3" w:space="0" w:color="CCCCCC"/>
-              <w:left w:val="single" w:sz="3" w:space="0" w:color="CCCCCC"/>
-              <w:right w:val="single" w:sz="3" w:space="0" w:color="CCCCCC"/>
-            </w:tcBorders>
-            <w:shd w:val="clear" w:color="auto" w:fill="FFFFFF"/>
-            <w:tcMar>
-              <w:top w:w="0" w:type="dxa"/>
-              <w:bottom w:w="0" w:type="dxa"/>
-              <w:left w:w="0" w:type="dxa"/>
-              <w:right w:w="0" w:type="dxa"/>
-            </w:tcMar>
-            <w:vAlign w:val="center"/>
-          </w:tcPr>
-          <w:p>
-            <w:pPr>
-              <w:pStyle w:val="Normal"/>
-              <w:jc w:val="center"/>
-              <w:pBdr>
-                <w:bottom w:val="none" w:sz="0" w:space="0" w:color="000000"/>
-                <w:top w:val="none" w:sz="0" w:space="0" w:color="000000"/>
-                <w:left w:val="none" w:sz="0" w:space="0" w:color="000000"/>
-                <w:right w:val="none" w:sz="0" w:space="0" w:color="000000"/>
-              </w:pBdr>
-              <w:spacing w:after="40" w:before="40" w:line="240"/>
-              <w:ind w:left="100" w:right="100" w:firstLine="0" w:firstLineChars="0"/>
-              <w:rPr>
-                <w:rFonts w:ascii="Arial" w:hAnsi="Arial" w:eastAsia="Arial" w:cs="Arial"/>
-                <w:i w:val="false"/>
-                <w:b w:val="false"/>
-                <w:u w:val="none"/>
-                <w:strike w:val="false"/>
-                <w:sz w:val="18"/>
-                <w:szCs w:val="18"/>
-                <w:color w:val="000000"/>
-              </w:rPr>
-            </w:pPr>
-            <w:r>
-              <w:rPr>
-                <w:rFonts w:ascii="Arial" w:hAnsi="Arial" w:eastAsia="Arial" w:cs="Arial"/>
-                <w:i w:val="false"/>
-                <w:b w:val="false"/>
-                <w:u w:val="none"/>
-                <w:strike w:val="false"/>
-                <w:sz w:val="18"/>
-                <w:szCs w:val="18"/>
-                <w:color w:val="000000"/>
-              </w:rPr>
-              <w:t xml:space="preserve">102 (45.3)</w:t>
+              <w:t xml:space="preserve">141 (47.0)</w:t>
+            </w:r>
+          </w:p>
+        </w:tc>
+        <w:tc>
+          <w:tcPr>
+            <w:tcBorders>
+              <w:bottom w:val="single" w:sz="3" w:space="0" w:color="CCCCCC"/>
+              <w:top w:val="single" w:sz="3" w:space="0" w:color="CCCCCC"/>
+              <w:left w:val="single" w:sz="3" w:space="0" w:color="CCCCCC"/>
+              <w:right w:val="single" w:sz="3" w:space="0" w:color="CCCCCC"/>
+            </w:tcBorders>
+            <w:shd w:val="clear" w:color="auto" w:fill="FFFFFF"/>
+            <w:tcMar>
+              <w:top w:w="0" w:type="dxa"/>
+              <w:bottom w:w="0" w:type="dxa"/>
+              <w:left w:w="0" w:type="dxa"/>
+              <w:right w:w="0" w:type="dxa"/>
+            </w:tcMar>
+            <w:vAlign w:val="center"/>
+          </w:tcPr>
+          <w:p>
+            <w:pPr>
+              <w:pStyle w:val="Normal"/>
+              <w:jc w:val="center"/>
+              <w:pBdr>
+                <w:bottom w:val="none" w:sz="0" w:space="0" w:color="000000"/>
+                <w:top w:val="none" w:sz="0" w:space="0" w:color="000000"/>
+                <w:left w:val="none" w:sz="0" w:space="0" w:color="000000"/>
+                <w:right w:val="none" w:sz="0" w:space="0" w:color="000000"/>
+              </w:pBdr>
+              <w:spacing w:after="40" w:before="40" w:line="240"/>
+              <w:ind w:left="100" w:right="100" w:firstLine="0" w:firstLineChars="0"/>
+              <w:rPr>
+                <w:rFonts w:ascii="Arial" w:hAnsi="Arial" w:eastAsia="Arial" w:cs="Arial"/>
+                <w:i w:val="false"/>
+                <w:b w:val="false"/>
+                <w:u w:val="none"/>
+                <w:strike w:val="false"/>
+                <w:sz w:val="18"/>
+                <w:szCs w:val="18"/>
+                <w:color w:val="000000"/>
+              </w:rPr>
+            </w:pPr>
+            <w:r>
+              <w:rPr>
+                <w:rFonts w:ascii="Arial" w:hAnsi="Arial" w:eastAsia="Arial" w:cs="Arial"/>
+                <w:i w:val="false"/>
+                <w:b w:val="false"/>
+                <w:u w:val="none"/>
+                <w:strike w:val="false"/>
+                <w:sz w:val="18"/>
+                <w:szCs w:val="18"/>
+                <w:color w:val="000000"/>
+              </w:rPr>
+              <w:t xml:space="preserve">65 (43.3)</w:t>
             </w:r>
           </w:p>
         </w:tc>
@@ -1801,7 +1801,7 @@
                 <w:szCs w:val="18"/>
                 <w:color w:val="000000"/>
               </w:rPr>
-              <w:t xml:space="preserve">204 (45.3)</w:t>
+              <w:t xml:space="preserve">206 (45.8)</w:t>
             </w:r>
           </w:p>
         </w:tc>
@@ -2816,62 +2816,62 @@
                 <w:szCs w:val="18"/>
                 <w:color w:val="000000"/>
               </w:rPr>
-              <w:t xml:space="preserve">114 (50.7)</w:t>
-            </w:r>
-          </w:p>
-        </w:tc>
-        <w:tc>
-          <w:tcPr>
-            <w:tcBorders>
-              <w:bottom w:val="single" w:sz="3" w:space="0" w:color="CCCCCC"/>
-              <w:top w:val="single" w:sz="3" w:space="0" w:color="CCCCCC"/>
-              <w:left w:val="single" w:sz="3" w:space="0" w:color="CCCCCC"/>
-              <w:right w:val="single" w:sz="3" w:space="0" w:color="CCCCCC"/>
-            </w:tcBorders>
-            <w:shd w:val="clear" w:color="auto" w:fill="FFFFFF"/>
-            <w:tcMar>
-              <w:top w:w="0" w:type="dxa"/>
-              <w:bottom w:w="0" w:type="dxa"/>
-              <w:left w:w="0" w:type="dxa"/>
-              <w:right w:w="0" w:type="dxa"/>
-            </w:tcMar>
-            <w:vAlign w:val="center"/>
-          </w:tcPr>
-          <w:p>
-            <w:pPr>
-              <w:pStyle w:val="Normal"/>
-              <w:jc w:val="center"/>
-              <w:pBdr>
-                <w:bottom w:val="none" w:sz="0" w:space="0" w:color="000000"/>
-                <w:top w:val="none" w:sz="0" w:space="0" w:color="000000"/>
-                <w:left w:val="none" w:sz="0" w:space="0" w:color="000000"/>
-                <w:right w:val="none" w:sz="0" w:space="0" w:color="000000"/>
-              </w:pBdr>
-              <w:spacing w:after="40" w:before="40" w:line="240"/>
-              <w:ind w:left="100" w:right="100" w:firstLine="0" w:firstLineChars="0"/>
-              <w:rPr>
-                <w:rFonts w:ascii="Arial" w:hAnsi="Arial" w:eastAsia="Arial" w:cs="Arial"/>
-                <w:i w:val="false"/>
-                <w:b w:val="false"/>
-                <w:u w:val="none"/>
-                <w:strike w:val="false"/>
-                <w:sz w:val="18"/>
-                <w:szCs w:val="18"/>
-                <w:color w:val="000000"/>
-              </w:rPr>
-            </w:pPr>
-            <w:r>
-              <w:rPr>
-                <w:rFonts w:ascii="Arial" w:hAnsi="Arial" w:eastAsia="Arial" w:cs="Arial"/>
-                <w:i w:val="false"/>
-                <w:b w:val="false"/>
-                <w:u w:val="none"/>
-                <w:strike w:val="false"/>
-                <w:sz w:val="18"/>
-                <w:szCs w:val="18"/>
-                <w:color w:val="000000"/>
-              </w:rPr>
-              <w:t xml:space="preserve">124 (55.1)</w:t>
+              <w:t xml:space="preserve">162 (54.0)</w:t>
+            </w:r>
+          </w:p>
+        </w:tc>
+        <w:tc>
+          <w:tcPr>
+            <w:tcBorders>
+              <w:bottom w:val="single" w:sz="3" w:space="0" w:color="CCCCCC"/>
+              <w:top w:val="single" w:sz="3" w:space="0" w:color="CCCCCC"/>
+              <w:left w:val="single" w:sz="3" w:space="0" w:color="CCCCCC"/>
+              <w:right w:val="single" w:sz="3" w:space="0" w:color="CCCCCC"/>
+            </w:tcBorders>
+            <w:shd w:val="clear" w:color="auto" w:fill="FFFFFF"/>
+            <w:tcMar>
+              <w:top w:w="0" w:type="dxa"/>
+              <w:bottom w:w="0" w:type="dxa"/>
+              <w:left w:w="0" w:type="dxa"/>
+              <w:right w:w="0" w:type="dxa"/>
+            </w:tcMar>
+            <w:vAlign w:val="center"/>
+          </w:tcPr>
+          <w:p>
+            <w:pPr>
+              <w:pStyle w:val="Normal"/>
+              <w:jc w:val="center"/>
+              <w:pBdr>
+                <w:bottom w:val="none" w:sz="0" w:space="0" w:color="000000"/>
+                <w:top w:val="none" w:sz="0" w:space="0" w:color="000000"/>
+                <w:left w:val="none" w:sz="0" w:space="0" w:color="000000"/>
+                <w:right w:val="none" w:sz="0" w:space="0" w:color="000000"/>
+              </w:pBdr>
+              <w:spacing w:after="40" w:before="40" w:line="240"/>
+              <w:ind w:left="100" w:right="100" w:firstLine="0" w:firstLineChars="0"/>
+              <w:rPr>
+                <w:rFonts w:ascii="Arial" w:hAnsi="Arial" w:eastAsia="Arial" w:cs="Arial"/>
+                <w:i w:val="false"/>
+                <w:b w:val="false"/>
+                <w:u w:val="none"/>
+                <w:strike w:val="false"/>
+                <w:sz w:val="18"/>
+                <w:szCs w:val="18"/>
+                <w:color w:val="000000"/>
+              </w:rPr>
+            </w:pPr>
+            <w:r>
+              <w:rPr>
+                <w:rFonts w:ascii="Arial" w:hAnsi="Arial" w:eastAsia="Arial" w:cs="Arial"/>
+                <w:i w:val="false"/>
+                <w:b w:val="false"/>
+                <w:u w:val="none"/>
+                <w:strike w:val="false"/>
+                <w:sz w:val="18"/>
+                <w:szCs w:val="18"/>
+                <w:color w:val="000000"/>
+              </w:rPr>
+              <w:t xml:space="preserve">78 (52.0)</w:t>
             </w:r>
           </w:p>
         </w:tc>
@@ -2926,7 +2926,7 @@
                 <w:szCs w:val="18"/>
                 <w:color w:val="000000"/>
               </w:rPr>
-              <w:t xml:space="preserve">238 (52.9)</w:t>
+              <w:t xml:space="preserve">240 (53.3)</w:t>
             </w:r>
           </w:p>
         </w:tc>
@@ -3041,62 +3041,62 @@
                 <w:szCs w:val="18"/>
                 <w:color w:val="000000"/>
               </w:rPr>
-              <w:t xml:space="preserve">64 (28.4)</w:t>
-            </w:r>
-          </w:p>
-        </w:tc>
-        <w:tc>
-          <w:tcPr>
-            <w:tcBorders>
-              <w:bottom w:val="single" w:sz="3" w:space="0" w:color="CCCCCC"/>
-              <w:top w:val="single" w:sz="3" w:space="0" w:color="CCCCCC"/>
-              <w:left w:val="single" w:sz="3" w:space="0" w:color="CCCCCC"/>
-              <w:right w:val="single" w:sz="3" w:space="0" w:color="CCCCCC"/>
-            </w:tcBorders>
-            <w:shd w:val="clear" w:color="auto" w:fill="FFFFFF"/>
-            <w:tcMar>
-              <w:top w:w="0" w:type="dxa"/>
-              <w:bottom w:w="0" w:type="dxa"/>
-              <w:left w:w="0" w:type="dxa"/>
-              <w:right w:w="0" w:type="dxa"/>
-            </w:tcMar>
-            <w:vAlign w:val="center"/>
-          </w:tcPr>
-          <w:p>
-            <w:pPr>
-              <w:pStyle w:val="Normal"/>
-              <w:jc w:val="center"/>
-              <w:pBdr>
-                <w:bottom w:val="none" w:sz="0" w:space="0" w:color="000000"/>
-                <w:top w:val="none" w:sz="0" w:space="0" w:color="000000"/>
-                <w:left w:val="none" w:sz="0" w:space="0" w:color="000000"/>
-                <w:right w:val="none" w:sz="0" w:space="0" w:color="000000"/>
-              </w:pBdr>
-              <w:spacing w:after="40" w:before="40" w:line="240"/>
-              <w:ind w:left="100" w:right="100" w:firstLine="0" w:firstLineChars="0"/>
-              <w:rPr>
-                <w:rFonts w:ascii="Arial" w:hAnsi="Arial" w:eastAsia="Arial" w:cs="Arial"/>
-                <w:i w:val="false"/>
-                <w:b w:val="false"/>
-                <w:u w:val="none"/>
-                <w:strike w:val="false"/>
-                <w:sz w:val="18"/>
-                <w:szCs w:val="18"/>
-                <w:color w:val="000000"/>
-              </w:rPr>
-            </w:pPr>
-            <w:r>
-              <w:rPr>
-                <w:rFonts w:ascii="Arial" w:hAnsi="Arial" w:eastAsia="Arial" w:cs="Arial"/>
-                <w:i w:val="false"/>
-                <w:b w:val="false"/>
-                <w:u w:val="none"/>
-                <w:strike w:val="false"/>
-                <w:sz w:val="18"/>
-                <w:szCs w:val="18"/>
-                <w:color w:val="000000"/>
-              </w:rPr>
-              <w:t xml:space="preserve">54 (24.0)</w:t>
+              <w:t xml:space="preserve">84 (28.0)</w:t>
+            </w:r>
+          </w:p>
+        </w:tc>
+        <w:tc>
+          <w:tcPr>
+            <w:tcBorders>
+              <w:bottom w:val="single" w:sz="3" w:space="0" w:color="CCCCCC"/>
+              <w:top w:val="single" w:sz="3" w:space="0" w:color="CCCCCC"/>
+              <w:left w:val="single" w:sz="3" w:space="0" w:color="CCCCCC"/>
+              <w:right w:val="single" w:sz="3" w:space="0" w:color="CCCCCC"/>
+            </w:tcBorders>
+            <w:shd w:val="clear" w:color="auto" w:fill="FFFFFF"/>
+            <w:tcMar>
+              <w:top w:w="0" w:type="dxa"/>
+              <w:bottom w:w="0" w:type="dxa"/>
+              <w:left w:w="0" w:type="dxa"/>
+              <w:right w:w="0" w:type="dxa"/>
+            </w:tcMar>
+            <w:vAlign w:val="center"/>
+          </w:tcPr>
+          <w:p>
+            <w:pPr>
+              <w:pStyle w:val="Normal"/>
+              <w:jc w:val="center"/>
+              <w:pBdr>
+                <w:bottom w:val="none" w:sz="0" w:space="0" w:color="000000"/>
+                <w:top w:val="none" w:sz="0" w:space="0" w:color="000000"/>
+                <w:left w:val="none" w:sz="0" w:space="0" w:color="000000"/>
+                <w:right w:val="none" w:sz="0" w:space="0" w:color="000000"/>
+              </w:pBdr>
+              <w:spacing w:after="40" w:before="40" w:line="240"/>
+              <w:ind w:left="100" w:right="100" w:firstLine="0" w:firstLineChars="0"/>
+              <w:rPr>
+                <w:rFonts w:ascii="Arial" w:hAnsi="Arial" w:eastAsia="Arial" w:cs="Arial"/>
+                <w:i w:val="false"/>
+                <w:b w:val="false"/>
+                <w:u w:val="none"/>
+                <w:strike w:val="false"/>
+                <w:sz w:val="18"/>
+                <w:szCs w:val="18"/>
+                <w:color w:val="000000"/>
+              </w:rPr>
+            </w:pPr>
+            <w:r>
+              <w:rPr>
+                <w:rFonts w:ascii="Arial" w:hAnsi="Arial" w:eastAsia="Arial" w:cs="Arial"/>
+                <w:i w:val="false"/>
+                <w:b w:val="false"/>
+                <w:u w:val="none"/>
+                <w:strike w:val="false"/>
+                <w:sz w:val="18"/>
+                <w:szCs w:val="18"/>
+                <w:color w:val="000000"/>
+              </w:rPr>
+              <w:t xml:space="preserve">37 (24.7)</w:t>
             </w:r>
           </w:p>
         </w:tc>
@@ -3151,7 +3151,7 @@
                 <w:szCs w:val="18"/>
                 <w:color w:val="000000"/>
               </w:rPr>
-              <w:t xml:space="preserve">118 (26.2)</w:t>
+              <w:t xml:space="preserve">121 (26.9)</w:t>
             </w:r>
           </w:p>
         </w:tc>
@@ -3266,62 +3266,62 @@
                 <w:szCs w:val="18"/>
                 <w:color w:val="000000"/>
               </w:rPr>
-              <w:t xml:space="preserve">25 (11.1)</w:t>
-            </w:r>
-          </w:p>
-        </w:tc>
-        <w:tc>
-          <w:tcPr>
-            <w:tcBorders>
-              <w:bottom w:val="single" w:sz="3" w:space="0" w:color="CCCCCC"/>
-              <w:top w:val="single" w:sz="3" w:space="0" w:color="CCCCCC"/>
-              <w:left w:val="single" w:sz="3" w:space="0" w:color="CCCCCC"/>
-              <w:right w:val="single" w:sz="3" w:space="0" w:color="CCCCCC"/>
-            </w:tcBorders>
-            <w:shd w:val="clear" w:color="auto" w:fill="FFFFFF"/>
-            <w:tcMar>
-              <w:top w:w="0" w:type="dxa"/>
-              <w:bottom w:w="0" w:type="dxa"/>
-              <w:left w:w="0" w:type="dxa"/>
-              <w:right w:w="0" w:type="dxa"/>
-            </w:tcMar>
-            <w:vAlign w:val="center"/>
-          </w:tcPr>
-          <w:p>
-            <w:pPr>
-              <w:pStyle w:val="Normal"/>
-              <w:jc w:val="center"/>
-              <w:pBdr>
-                <w:bottom w:val="none" w:sz="0" w:space="0" w:color="000000"/>
-                <w:top w:val="none" w:sz="0" w:space="0" w:color="000000"/>
-                <w:left w:val="none" w:sz="0" w:space="0" w:color="000000"/>
-                <w:right w:val="none" w:sz="0" w:space="0" w:color="000000"/>
-              </w:pBdr>
-              <w:spacing w:after="40" w:before="40" w:line="240"/>
-              <w:ind w:left="100" w:right="100" w:firstLine="0" w:firstLineChars="0"/>
-              <w:rPr>
-                <w:rFonts w:ascii="Arial" w:hAnsi="Arial" w:eastAsia="Arial" w:cs="Arial"/>
-                <w:i w:val="false"/>
-                <w:b w:val="false"/>
-                <w:u w:val="none"/>
-                <w:strike w:val="false"/>
-                <w:sz w:val="18"/>
-                <w:szCs w:val="18"/>
-                <w:color w:val="000000"/>
-              </w:rPr>
-            </w:pPr>
-            <w:r>
-              <w:rPr>
-                <w:rFonts w:ascii="Arial" w:hAnsi="Arial" w:eastAsia="Arial" w:cs="Arial"/>
-                <w:i w:val="false"/>
-                <w:b w:val="false"/>
-                <w:u w:val="none"/>
-                <w:strike w:val="false"/>
-                <w:sz w:val="18"/>
-                <w:szCs w:val="18"/>
-                <w:color w:val="000000"/>
-              </w:rPr>
-              <w:t xml:space="preserve">21 (9.3)</w:t>
+              <w:t xml:space="preserve">30 (10.0)</w:t>
+            </w:r>
+          </w:p>
+        </w:tc>
+        <w:tc>
+          <w:tcPr>
+            <w:tcBorders>
+              <w:bottom w:val="single" w:sz="3" w:space="0" w:color="CCCCCC"/>
+              <w:top w:val="single" w:sz="3" w:space="0" w:color="CCCCCC"/>
+              <w:left w:val="single" w:sz="3" w:space="0" w:color="CCCCCC"/>
+              <w:right w:val="single" w:sz="3" w:space="0" w:color="CCCCCC"/>
+            </w:tcBorders>
+            <w:shd w:val="clear" w:color="auto" w:fill="FFFFFF"/>
+            <w:tcMar>
+              <w:top w:w="0" w:type="dxa"/>
+              <w:bottom w:w="0" w:type="dxa"/>
+              <w:left w:w="0" w:type="dxa"/>
+              <w:right w:w="0" w:type="dxa"/>
+            </w:tcMar>
+            <w:vAlign w:val="center"/>
+          </w:tcPr>
+          <w:p>
+            <w:pPr>
+              <w:pStyle w:val="Normal"/>
+              <w:jc w:val="center"/>
+              <w:pBdr>
+                <w:bottom w:val="none" w:sz="0" w:space="0" w:color="000000"/>
+                <w:top w:val="none" w:sz="0" w:space="0" w:color="000000"/>
+                <w:left w:val="none" w:sz="0" w:space="0" w:color="000000"/>
+                <w:right w:val="none" w:sz="0" w:space="0" w:color="000000"/>
+              </w:pBdr>
+              <w:spacing w:after="40" w:before="40" w:line="240"/>
+              <w:ind w:left="100" w:right="100" w:firstLine="0" w:firstLineChars="0"/>
+              <w:rPr>
+                <w:rFonts w:ascii="Arial" w:hAnsi="Arial" w:eastAsia="Arial" w:cs="Arial"/>
+                <w:i w:val="false"/>
+                <w:b w:val="false"/>
+                <w:u w:val="none"/>
+                <w:strike w:val="false"/>
+                <w:sz w:val="18"/>
+                <w:szCs w:val="18"/>
+                <w:color w:val="000000"/>
+              </w:rPr>
+            </w:pPr>
+            <w:r>
+              <w:rPr>
+                <w:rFonts w:ascii="Arial" w:hAnsi="Arial" w:eastAsia="Arial" w:cs="Arial"/>
+                <w:i w:val="false"/>
+                <w:b w:val="false"/>
+                <w:u w:val="none"/>
+                <w:strike w:val="false"/>
+                <w:sz w:val="18"/>
+                <w:szCs w:val="18"/>
+                <w:color w:val="000000"/>
+              </w:rPr>
+              <w:t xml:space="preserve">16 (10.7)</w:t>
             </w:r>
           </w:p>
         </w:tc>
@@ -3491,62 +3491,62 @@
                 <w:szCs w:val="18"/>
                 <w:color w:val="000000"/>
               </w:rPr>
-              <w:t xml:space="preserve">5 (2.2)</w:t>
-            </w:r>
-          </w:p>
-        </w:tc>
-        <w:tc>
-          <w:tcPr>
-            <w:tcBorders>
-              <w:bottom w:val="single" w:sz="3" w:space="0" w:color="CCCCCC"/>
-              <w:top w:val="single" w:sz="3" w:space="0" w:color="CCCCCC"/>
-              <w:left w:val="single" w:sz="3" w:space="0" w:color="CCCCCC"/>
-              <w:right w:val="single" w:sz="3" w:space="0" w:color="CCCCCC"/>
-            </w:tcBorders>
-            <w:shd w:val="clear" w:color="auto" w:fill="FFFFFF"/>
-            <w:tcMar>
-              <w:top w:w="0" w:type="dxa"/>
-              <w:bottom w:w="0" w:type="dxa"/>
-              <w:left w:w="0" w:type="dxa"/>
-              <w:right w:w="0" w:type="dxa"/>
-            </w:tcMar>
-            <w:vAlign w:val="center"/>
-          </w:tcPr>
-          <w:p>
-            <w:pPr>
-              <w:pStyle w:val="Normal"/>
-              <w:jc w:val="center"/>
-              <w:pBdr>
-                <w:bottom w:val="none" w:sz="0" w:space="0" w:color="000000"/>
-                <w:top w:val="none" w:sz="0" w:space="0" w:color="000000"/>
-                <w:left w:val="none" w:sz="0" w:space="0" w:color="000000"/>
-                <w:right w:val="none" w:sz="0" w:space="0" w:color="000000"/>
-              </w:pBdr>
-              <w:spacing w:after="40" w:before="40" w:line="240"/>
-              <w:ind w:left="100" w:right="100" w:firstLine="0" w:firstLineChars="0"/>
-              <w:rPr>
-                <w:rFonts w:ascii="Arial" w:hAnsi="Arial" w:eastAsia="Arial" w:cs="Arial"/>
-                <w:i w:val="false"/>
-                <w:b w:val="false"/>
-                <w:u w:val="none"/>
-                <w:strike w:val="false"/>
-                <w:sz w:val="18"/>
-                <w:szCs w:val="18"/>
-                <w:color w:val="000000"/>
-              </w:rPr>
-            </w:pPr>
-            <w:r>
-              <w:rPr>
-                <w:rFonts w:ascii="Arial" w:hAnsi="Arial" w:eastAsia="Arial" w:cs="Arial"/>
-                <w:i w:val="false"/>
-                <w:b w:val="false"/>
-                <w:u w:val="none"/>
-                <w:strike w:val="false"/>
-                <w:sz w:val="18"/>
-                <w:szCs w:val="18"/>
-                <w:color w:val="000000"/>
-              </w:rPr>
-              <w:t xml:space="preserve">2 (0.9)</w:t>
+              <w:t xml:space="preserve">6 (2.0)</w:t>
+            </w:r>
+          </w:p>
+        </w:tc>
+        <w:tc>
+          <w:tcPr>
+            <w:tcBorders>
+              <w:bottom w:val="single" w:sz="3" w:space="0" w:color="CCCCCC"/>
+              <w:top w:val="single" w:sz="3" w:space="0" w:color="CCCCCC"/>
+              <w:left w:val="single" w:sz="3" w:space="0" w:color="CCCCCC"/>
+              <w:right w:val="single" w:sz="3" w:space="0" w:color="CCCCCC"/>
+            </w:tcBorders>
+            <w:shd w:val="clear" w:color="auto" w:fill="FFFFFF"/>
+            <w:tcMar>
+              <w:top w:w="0" w:type="dxa"/>
+              <w:bottom w:w="0" w:type="dxa"/>
+              <w:left w:w="0" w:type="dxa"/>
+              <w:right w:w="0" w:type="dxa"/>
+            </w:tcMar>
+            <w:vAlign w:val="center"/>
+          </w:tcPr>
+          <w:p>
+            <w:pPr>
+              <w:pStyle w:val="Normal"/>
+              <w:jc w:val="center"/>
+              <w:pBdr>
+                <w:bottom w:val="none" w:sz="0" w:space="0" w:color="000000"/>
+                <w:top w:val="none" w:sz="0" w:space="0" w:color="000000"/>
+                <w:left w:val="none" w:sz="0" w:space="0" w:color="000000"/>
+                <w:right w:val="none" w:sz="0" w:space="0" w:color="000000"/>
+              </w:pBdr>
+              <w:spacing w:after="40" w:before="40" w:line="240"/>
+              <w:ind w:left="100" w:right="100" w:firstLine="0" w:firstLineChars="0"/>
+              <w:rPr>
+                <w:rFonts w:ascii="Arial" w:hAnsi="Arial" w:eastAsia="Arial" w:cs="Arial"/>
+                <w:i w:val="false"/>
+                <w:b w:val="false"/>
+                <w:u w:val="none"/>
+                <w:strike w:val="false"/>
+                <w:sz w:val="18"/>
+                <w:szCs w:val="18"/>
+                <w:color w:val="000000"/>
+              </w:rPr>
+            </w:pPr>
+            <w:r>
+              <w:rPr>
+                <w:rFonts w:ascii="Arial" w:hAnsi="Arial" w:eastAsia="Arial" w:cs="Arial"/>
+                <w:i w:val="false"/>
+                <w:b w:val="false"/>
+                <w:u w:val="none"/>
+                <w:strike w:val="false"/>
+                <w:sz w:val="18"/>
+                <w:szCs w:val="18"/>
+                <w:color w:val="000000"/>
+              </w:rPr>
+              <w:t xml:space="preserve">2 (1.3)</w:t>
             </w:r>
           </w:p>
         </w:tc>
@@ -3601,7 +3601,7 @@
                 <w:szCs w:val="18"/>
                 <w:color w:val="000000"/>
               </w:rPr>
-              <w:t xml:space="preserve">7 (1.6)</w:t>
+              <w:t xml:space="preserve">8 (1.8)</w:t>
             </w:r>
           </w:p>
         </w:tc>
@@ -3716,62 +3716,62 @@
                 <w:szCs w:val="18"/>
                 <w:color w:val="000000"/>
               </w:rPr>
-              <w:t xml:space="preserve">12 (5.3)</w:t>
-            </w:r>
-          </w:p>
-        </w:tc>
-        <w:tc>
-          <w:tcPr>
-            <w:tcBorders>
-              <w:bottom w:val="single" w:sz="3" w:space="0" w:color="CCCCCC"/>
-              <w:top w:val="single" w:sz="3" w:space="0" w:color="CCCCCC"/>
-              <w:left w:val="single" w:sz="3" w:space="0" w:color="CCCCCC"/>
-              <w:right w:val="single" w:sz="3" w:space="0" w:color="CCCCCC"/>
-            </w:tcBorders>
-            <w:shd w:val="clear" w:color="auto" w:fill="FFFFFF"/>
-            <w:tcMar>
-              <w:top w:w="0" w:type="dxa"/>
-              <w:bottom w:w="0" w:type="dxa"/>
-              <w:left w:w="0" w:type="dxa"/>
-              <w:right w:w="0" w:type="dxa"/>
-            </w:tcMar>
-            <w:vAlign w:val="center"/>
-          </w:tcPr>
-          <w:p>
-            <w:pPr>
-              <w:pStyle w:val="Normal"/>
-              <w:jc w:val="center"/>
-              <w:pBdr>
-                <w:bottom w:val="none" w:sz="0" w:space="0" w:color="000000"/>
-                <w:top w:val="none" w:sz="0" w:space="0" w:color="000000"/>
-                <w:left w:val="none" w:sz="0" w:space="0" w:color="000000"/>
-                <w:right w:val="none" w:sz="0" w:space="0" w:color="000000"/>
-              </w:pBdr>
-              <w:spacing w:after="40" w:before="40" w:line="240"/>
-              <w:ind w:left="100" w:right="100" w:firstLine="0" w:firstLineChars="0"/>
-              <w:rPr>
-                <w:rFonts w:ascii="Arial" w:hAnsi="Arial" w:eastAsia="Arial" w:cs="Arial"/>
-                <w:i w:val="false"/>
-                <w:b w:val="false"/>
-                <w:u w:val="none"/>
-                <w:strike w:val="false"/>
-                <w:sz w:val="18"/>
-                <w:szCs w:val="18"/>
-                <w:color w:val="000000"/>
-              </w:rPr>
-            </w:pPr>
-            <w:r>
-              <w:rPr>
-                <w:rFonts w:ascii="Arial" w:hAnsi="Arial" w:eastAsia="Arial" w:cs="Arial"/>
-                <w:i w:val="false"/>
-                <w:b w:val="false"/>
-                <w:u w:val="none"/>
-                <w:strike w:val="false"/>
-                <w:sz w:val="18"/>
-                <w:szCs w:val="18"/>
-                <w:color w:val="000000"/>
-              </w:rPr>
-              <w:t xml:space="preserve">15 (6.7)</w:t>
+              <w:t xml:space="preserve">14 (4.7)</w:t>
+            </w:r>
+          </w:p>
+        </w:tc>
+        <w:tc>
+          <w:tcPr>
+            <w:tcBorders>
+              <w:bottom w:val="single" w:sz="3" w:space="0" w:color="CCCCCC"/>
+              <w:top w:val="single" w:sz="3" w:space="0" w:color="CCCCCC"/>
+              <w:left w:val="single" w:sz="3" w:space="0" w:color="CCCCCC"/>
+              <w:right w:val="single" w:sz="3" w:space="0" w:color="CCCCCC"/>
+            </w:tcBorders>
+            <w:shd w:val="clear" w:color="auto" w:fill="FFFFFF"/>
+            <w:tcMar>
+              <w:top w:w="0" w:type="dxa"/>
+              <w:bottom w:w="0" w:type="dxa"/>
+              <w:left w:w="0" w:type="dxa"/>
+              <w:right w:w="0" w:type="dxa"/>
+            </w:tcMar>
+            <w:vAlign w:val="center"/>
+          </w:tcPr>
+          <w:p>
+            <w:pPr>
+              <w:pStyle w:val="Normal"/>
+              <w:jc w:val="center"/>
+              <w:pBdr>
+                <w:bottom w:val="none" w:sz="0" w:space="0" w:color="000000"/>
+                <w:top w:val="none" w:sz="0" w:space="0" w:color="000000"/>
+                <w:left w:val="none" w:sz="0" w:space="0" w:color="000000"/>
+                <w:right w:val="none" w:sz="0" w:space="0" w:color="000000"/>
+              </w:pBdr>
+              <w:spacing w:after="40" w:before="40" w:line="240"/>
+              <w:ind w:left="100" w:right="100" w:firstLine="0" w:firstLineChars="0"/>
+              <w:rPr>
+                <w:rFonts w:ascii="Arial" w:hAnsi="Arial" w:eastAsia="Arial" w:cs="Arial"/>
+                <w:i w:val="false"/>
+                <w:b w:val="false"/>
+                <w:u w:val="none"/>
+                <w:strike w:val="false"/>
+                <w:sz w:val="18"/>
+                <w:szCs w:val="18"/>
+                <w:color w:val="000000"/>
+              </w:rPr>
+            </w:pPr>
+            <w:r>
+              <w:rPr>
+                <w:rFonts w:ascii="Arial" w:hAnsi="Arial" w:eastAsia="Arial" w:cs="Arial"/>
+                <w:i w:val="false"/>
+                <w:b w:val="false"/>
+                <w:u w:val="none"/>
+                <w:strike w:val="false"/>
+                <w:sz w:val="18"/>
+                <w:szCs w:val="18"/>
+                <w:color w:val="000000"/>
+              </w:rPr>
+              <w:t xml:space="preserve">8 (5.3)</w:t>
             </w:r>
           </w:p>
         </w:tc>
@@ -3826,7 +3826,7 @@
                 <w:szCs w:val="18"/>
                 <w:color w:val="000000"/>
               </w:rPr>
-              <w:t xml:space="preserve">27 (6.0)</w:t>
+              <w:t xml:space="preserve">22 (4.9)</w:t>
             </w:r>
           </w:p>
         </w:tc>
@@ -3941,62 +3941,62 @@
                 <w:szCs w:val="18"/>
                 <w:color w:val="000000"/>
               </w:rPr>
-              <w:t xml:space="preserve">5 (2.2)</w:t>
-            </w:r>
-          </w:p>
-        </w:tc>
-        <w:tc>
-          <w:tcPr>
-            <w:tcBorders>
-              <w:bottom w:val="single" w:sz="3" w:space="0" w:color="CCCCCC"/>
-              <w:top w:val="single" w:sz="3" w:space="0" w:color="CCCCCC"/>
-              <w:left w:val="single" w:sz="3" w:space="0" w:color="CCCCCC"/>
-              <w:right w:val="single" w:sz="3" w:space="0" w:color="CCCCCC"/>
-            </w:tcBorders>
-            <w:shd w:val="clear" w:color="auto" w:fill="FFFFFF"/>
-            <w:tcMar>
-              <w:top w:w="0" w:type="dxa"/>
-              <w:bottom w:w="0" w:type="dxa"/>
-              <w:left w:w="0" w:type="dxa"/>
-              <w:right w:w="0" w:type="dxa"/>
-            </w:tcMar>
-            <w:vAlign w:val="center"/>
-          </w:tcPr>
-          <w:p>
-            <w:pPr>
-              <w:pStyle w:val="Normal"/>
-              <w:jc w:val="center"/>
-              <w:pBdr>
-                <w:bottom w:val="none" w:sz="0" w:space="0" w:color="000000"/>
-                <w:top w:val="none" w:sz="0" w:space="0" w:color="000000"/>
-                <w:left w:val="none" w:sz="0" w:space="0" w:color="000000"/>
-                <w:right w:val="none" w:sz="0" w:space="0" w:color="000000"/>
-              </w:pBdr>
-              <w:spacing w:after="40" w:before="40" w:line="240"/>
-              <w:ind w:left="100" w:right="100" w:firstLine="0" w:firstLineChars="0"/>
-              <w:rPr>
-                <w:rFonts w:ascii="Arial" w:hAnsi="Arial" w:eastAsia="Arial" w:cs="Arial"/>
-                <w:i w:val="false"/>
-                <w:b w:val="false"/>
-                <w:u w:val="none"/>
-                <w:strike w:val="false"/>
-                <w:sz w:val="18"/>
-                <w:szCs w:val="18"/>
-                <w:color w:val="000000"/>
-              </w:rPr>
-            </w:pPr>
-            <w:r>
-              <w:rPr>
-                <w:rFonts w:ascii="Arial" w:hAnsi="Arial" w:eastAsia="Arial" w:cs="Arial"/>
-                <w:i w:val="false"/>
-                <w:b w:val="false"/>
-                <w:u w:val="none"/>
-                <w:strike w:val="false"/>
-                <w:sz w:val="18"/>
-                <w:szCs w:val="18"/>
-                <w:color w:val="000000"/>
-              </w:rPr>
-              <w:t xml:space="preserve">9 (4.0)</w:t>
+              <w:t xml:space="preserve">4 (1.3)</w:t>
+            </w:r>
+          </w:p>
+        </w:tc>
+        <w:tc>
+          <w:tcPr>
+            <w:tcBorders>
+              <w:bottom w:val="single" w:sz="3" w:space="0" w:color="CCCCCC"/>
+              <w:top w:val="single" w:sz="3" w:space="0" w:color="CCCCCC"/>
+              <w:left w:val="single" w:sz="3" w:space="0" w:color="CCCCCC"/>
+              <w:right w:val="single" w:sz="3" w:space="0" w:color="CCCCCC"/>
+            </w:tcBorders>
+            <w:shd w:val="clear" w:color="auto" w:fill="FFFFFF"/>
+            <w:tcMar>
+              <w:top w:w="0" w:type="dxa"/>
+              <w:bottom w:w="0" w:type="dxa"/>
+              <w:left w:w="0" w:type="dxa"/>
+              <w:right w:w="0" w:type="dxa"/>
+            </w:tcMar>
+            <w:vAlign w:val="center"/>
+          </w:tcPr>
+          <w:p>
+            <w:pPr>
+              <w:pStyle w:val="Normal"/>
+              <w:jc w:val="center"/>
+              <w:pBdr>
+                <w:bottom w:val="none" w:sz="0" w:space="0" w:color="000000"/>
+                <w:top w:val="none" w:sz="0" w:space="0" w:color="000000"/>
+                <w:left w:val="none" w:sz="0" w:space="0" w:color="000000"/>
+                <w:right w:val="none" w:sz="0" w:space="0" w:color="000000"/>
+              </w:pBdr>
+              <w:spacing w:after="40" w:before="40" w:line="240"/>
+              <w:ind w:left="100" w:right="100" w:firstLine="0" w:firstLineChars="0"/>
+              <w:rPr>
+                <w:rFonts w:ascii="Arial" w:hAnsi="Arial" w:eastAsia="Arial" w:cs="Arial"/>
+                <w:i w:val="false"/>
+                <w:b w:val="false"/>
+                <w:u w:val="none"/>
+                <w:strike w:val="false"/>
+                <w:sz w:val="18"/>
+                <w:szCs w:val="18"/>
+                <w:color w:val="000000"/>
+              </w:rPr>
+            </w:pPr>
+            <w:r>
+              <w:rPr>
+                <w:rFonts w:ascii="Arial" w:hAnsi="Arial" w:eastAsia="Arial" w:cs="Arial"/>
+                <w:i w:val="false"/>
+                <w:b w:val="false"/>
+                <w:u w:val="none"/>
+                <w:strike w:val="false"/>
+                <w:sz w:val="18"/>
+                <w:szCs w:val="18"/>
+                <w:color w:val="000000"/>
+              </w:rPr>
+              <w:t xml:space="preserve">9 (6.0)</w:t>
             </w:r>
           </w:p>
         </w:tc>
@@ -4051,7 +4051,7 @@
                 <w:szCs w:val="18"/>
                 <w:color w:val="000000"/>
               </w:rPr>
-              <w:t xml:space="preserve">14 (3.1)</w:t>
+              <w:t xml:space="preserve">13 (2.9)</w:t>
             </w:r>
           </w:p>
         </w:tc>
@@ -5516,62 +5516,62 @@
                 <w:szCs w:val="18"/>
                 <w:color w:val="000000"/>
               </w:rPr>
-              <w:t xml:space="preserve">149 (66.2)</w:t>
-            </w:r>
-          </w:p>
-        </w:tc>
-        <w:tc>
-          <w:tcPr>
-            <w:tcBorders>
-              <w:bottom w:val="single" w:sz="3" w:space="0" w:color="CCCCCC"/>
-              <w:top w:val="single" w:sz="3" w:space="0" w:color="CCCCCC"/>
-              <w:left w:val="single" w:sz="3" w:space="0" w:color="CCCCCC"/>
-              <w:right w:val="single" w:sz="3" w:space="0" w:color="CCCCCC"/>
-            </w:tcBorders>
-            <w:shd w:val="clear" w:color="auto" w:fill="FFFFFF"/>
-            <w:tcMar>
-              <w:top w:w="0" w:type="dxa"/>
-              <w:bottom w:w="0" w:type="dxa"/>
-              <w:left w:w="0" w:type="dxa"/>
-              <w:right w:w="0" w:type="dxa"/>
-            </w:tcMar>
-            <w:vAlign w:val="center"/>
-          </w:tcPr>
-          <w:p>
-            <w:pPr>
-              <w:pStyle w:val="Normal"/>
-              <w:jc w:val="center"/>
-              <w:pBdr>
-                <w:bottom w:val="none" w:sz="0" w:space="0" w:color="000000"/>
-                <w:top w:val="none" w:sz="0" w:space="0" w:color="000000"/>
-                <w:left w:val="none" w:sz="0" w:space="0" w:color="000000"/>
-                <w:right w:val="none" w:sz="0" w:space="0" w:color="000000"/>
-              </w:pBdr>
-              <w:spacing w:after="40" w:before="40" w:line="240"/>
-              <w:ind w:left="100" w:right="100" w:firstLine="0" w:firstLineChars="0"/>
-              <w:rPr>
-                <w:rFonts w:ascii="Arial" w:hAnsi="Arial" w:eastAsia="Arial" w:cs="Arial"/>
-                <w:i w:val="false"/>
-                <w:b w:val="false"/>
-                <w:u w:val="none"/>
-                <w:strike w:val="false"/>
-                <w:sz w:val="18"/>
-                <w:szCs w:val="18"/>
-                <w:color w:val="000000"/>
-              </w:rPr>
-            </w:pPr>
-            <w:r>
-              <w:rPr>
-                <w:rFonts w:ascii="Arial" w:hAnsi="Arial" w:eastAsia="Arial" w:cs="Arial"/>
-                <w:i w:val="false"/>
-                <w:b w:val="false"/>
-                <w:u w:val="none"/>
-                <w:strike w:val="false"/>
-                <w:sz w:val="18"/>
-                <w:szCs w:val="18"/>
-                <w:color w:val="000000"/>
-              </w:rPr>
-              <w:t xml:space="preserve">152 (67.6)</w:t>
+              <w:t xml:space="preserve">203 (67.7)</w:t>
+            </w:r>
+          </w:p>
+        </w:tc>
+        <w:tc>
+          <w:tcPr>
+            <w:tcBorders>
+              <w:bottom w:val="single" w:sz="3" w:space="0" w:color="CCCCCC"/>
+              <w:top w:val="single" w:sz="3" w:space="0" w:color="CCCCCC"/>
+              <w:left w:val="single" w:sz="3" w:space="0" w:color="CCCCCC"/>
+              <w:right w:val="single" w:sz="3" w:space="0" w:color="CCCCCC"/>
+            </w:tcBorders>
+            <w:shd w:val="clear" w:color="auto" w:fill="FFFFFF"/>
+            <w:tcMar>
+              <w:top w:w="0" w:type="dxa"/>
+              <w:bottom w:w="0" w:type="dxa"/>
+              <w:left w:w="0" w:type="dxa"/>
+              <w:right w:w="0" w:type="dxa"/>
+            </w:tcMar>
+            <w:vAlign w:val="center"/>
+          </w:tcPr>
+          <w:p>
+            <w:pPr>
+              <w:pStyle w:val="Normal"/>
+              <w:jc w:val="center"/>
+              <w:pBdr>
+                <w:bottom w:val="none" w:sz="0" w:space="0" w:color="000000"/>
+                <w:top w:val="none" w:sz="0" w:space="0" w:color="000000"/>
+                <w:left w:val="none" w:sz="0" w:space="0" w:color="000000"/>
+                <w:right w:val="none" w:sz="0" w:space="0" w:color="000000"/>
+              </w:pBdr>
+              <w:spacing w:after="40" w:before="40" w:line="240"/>
+              <w:ind w:left="100" w:right="100" w:firstLine="0" w:firstLineChars="0"/>
+              <w:rPr>
+                <w:rFonts w:ascii="Arial" w:hAnsi="Arial" w:eastAsia="Arial" w:cs="Arial"/>
+                <w:i w:val="false"/>
+                <w:b w:val="false"/>
+                <w:u w:val="none"/>
+                <w:strike w:val="false"/>
+                <w:sz w:val="18"/>
+                <w:szCs w:val="18"/>
+                <w:color w:val="000000"/>
+              </w:rPr>
+            </w:pPr>
+            <w:r>
+              <w:rPr>
+                <w:rFonts w:ascii="Arial" w:hAnsi="Arial" w:eastAsia="Arial" w:cs="Arial"/>
+                <w:i w:val="false"/>
+                <w:b w:val="false"/>
+                <w:u w:val="none"/>
+                <w:strike w:val="false"/>
+                <w:sz w:val="18"/>
+                <w:szCs w:val="18"/>
+                <w:color w:val="000000"/>
+              </w:rPr>
+              <w:t xml:space="preserve">101 (67.3)</w:t>
             </w:r>
           </w:p>
         </w:tc>
@@ -5626,7 +5626,7 @@
                 <w:szCs w:val="18"/>
                 <w:color w:val="000000"/>
               </w:rPr>
-              <w:t xml:space="preserve">301 (66.9)</w:t>
+              <w:t xml:space="preserve">304 (67.6)</w:t>
             </w:r>
           </w:p>
         </w:tc>
@@ -5741,62 +5741,62 @@
                 <w:szCs w:val="18"/>
                 <w:color w:val="000000"/>
               </w:rPr>
-              <w:t xml:space="preserve">76 (33.8)</w:t>
-            </w:r>
-          </w:p>
-        </w:tc>
-        <w:tc>
-          <w:tcPr>
-            <w:tcBorders>
-              <w:bottom w:val="single" w:sz="3" w:space="0" w:color="CCCCCC"/>
-              <w:top w:val="single" w:sz="3" w:space="0" w:color="CCCCCC"/>
-              <w:left w:val="single" w:sz="3" w:space="0" w:color="CCCCCC"/>
-              <w:right w:val="single" w:sz="3" w:space="0" w:color="CCCCCC"/>
-            </w:tcBorders>
-            <w:shd w:val="clear" w:color="auto" w:fill="FFFFFF"/>
-            <w:tcMar>
-              <w:top w:w="0" w:type="dxa"/>
-              <w:bottom w:w="0" w:type="dxa"/>
-              <w:left w:w="0" w:type="dxa"/>
-              <w:right w:w="0" w:type="dxa"/>
-            </w:tcMar>
-            <w:vAlign w:val="center"/>
-          </w:tcPr>
-          <w:p>
-            <w:pPr>
-              <w:pStyle w:val="Normal"/>
-              <w:jc w:val="center"/>
-              <w:pBdr>
-                <w:bottom w:val="none" w:sz="0" w:space="0" w:color="000000"/>
-                <w:top w:val="none" w:sz="0" w:space="0" w:color="000000"/>
-                <w:left w:val="none" w:sz="0" w:space="0" w:color="000000"/>
-                <w:right w:val="none" w:sz="0" w:space="0" w:color="000000"/>
-              </w:pBdr>
-              <w:spacing w:after="40" w:before="40" w:line="240"/>
-              <w:ind w:left="100" w:right="100" w:firstLine="0" w:firstLineChars="0"/>
-              <w:rPr>
-                <w:rFonts w:ascii="Arial" w:hAnsi="Arial" w:eastAsia="Arial" w:cs="Arial"/>
-                <w:i w:val="false"/>
-                <w:b w:val="false"/>
-                <w:u w:val="none"/>
-                <w:strike w:val="false"/>
-                <w:sz w:val="18"/>
-                <w:szCs w:val="18"/>
-                <w:color w:val="000000"/>
-              </w:rPr>
-            </w:pPr>
-            <w:r>
-              <w:rPr>
-                <w:rFonts w:ascii="Arial" w:hAnsi="Arial" w:eastAsia="Arial" w:cs="Arial"/>
-                <w:i w:val="false"/>
-                <w:b w:val="false"/>
-                <w:u w:val="none"/>
-                <w:strike w:val="false"/>
-                <w:sz w:val="18"/>
-                <w:szCs w:val="18"/>
-                <w:color w:val="000000"/>
-              </w:rPr>
-              <w:t xml:space="preserve">73 (32.4)</w:t>
+              <w:t xml:space="preserve">97 (32.3)</w:t>
+            </w:r>
+          </w:p>
+        </w:tc>
+        <w:tc>
+          <w:tcPr>
+            <w:tcBorders>
+              <w:bottom w:val="single" w:sz="3" w:space="0" w:color="CCCCCC"/>
+              <w:top w:val="single" w:sz="3" w:space="0" w:color="CCCCCC"/>
+              <w:left w:val="single" w:sz="3" w:space="0" w:color="CCCCCC"/>
+              <w:right w:val="single" w:sz="3" w:space="0" w:color="CCCCCC"/>
+            </w:tcBorders>
+            <w:shd w:val="clear" w:color="auto" w:fill="FFFFFF"/>
+            <w:tcMar>
+              <w:top w:w="0" w:type="dxa"/>
+              <w:bottom w:w="0" w:type="dxa"/>
+              <w:left w:w="0" w:type="dxa"/>
+              <w:right w:w="0" w:type="dxa"/>
+            </w:tcMar>
+            <w:vAlign w:val="center"/>
+          </w:tcPr>
+          <w:p>
+            <w:pPr>
+              <w:pStyle w:val="Normal"/>
+              <w:jc w:val="center"/>
+              <w:pBdr>
+                <w:bottom w:val="none" w:sz="0" w:space="0" w:color="000000"/>
+                <w:top w:val="none" w:sz="0" w:space="0" w:color="000000"/>
+                <w:left w:val="none" w:sz="0" w:space="0" w:color="000000"/>
+                <w:right w:val="none" w:sz="0" w:space="0" w:color="000000"/>
+              </w:pBdr>
+              <w:spacing w:after="40" w:before="40" w:line="240"/>
+              <w:ind w:left="100" w:right="100" w:firstLine="0" w:firstLineChars="0"/>
+              <w:rPr>
+                <w:rFonts w:ascii="Arial" w:hAnsi="Arial" w:eastAsia="Arial" w:cs="Arial"/>
+                <w:i w:val="false"/>
+                <w:b w:val="false"/>
+                <w:u w:val="none"/>
+                <w:strike w:val="false"/>
+                <w:sz w:val="18"/>
+                <w:szCs w:val="18"/>
+                <w:color w:val="000000"/>
+              </w:rPr>
+            </w:pPr>
+            <w:r>
+              <w:rPr>
+                <w:rFonts w:ascii="Arial" w:hAnsi="Arial" w:eastAsia="Arial" w:cs="Arial"/>
+                <w:i w:val="false"/>
+                <w:b w:val="false"/>
+                <w:u w:val="none"/>
+                <w:strike w:val="false"/>
+                <w:sz w:val="18"/>
+                <w:szCs w:val="18"/>
+                <w:color w:val="000000"/>
+              </w:rPr>
+              <w:t xml:space="preserve">49 (32.7)</w:t>
             </w:r>
           </w:p>
         </w:tc>
@@ -5851,7 +5851,7 @@
                 <w:szCs w:val="18"/>
                 <w:color w:val="000000"/>
               </w:rPr>
-              <w:t xml:space="preserve">149 (33.1)</w:t>
+              <w:t xml:space="preserve">146 (32.4)</w:t>
             </w:r>
           </w:p>
         </w:tc>
@@ -6191,62 +6191,62 @@
                 <w:szCs w:val="18"/>
                 <w:color w:val="000000"/>
               </w:rPr>
-              <w:t xml:space="preserve">49 (21.8)</w:t>
-            </w:r>
-          </w:p>
-        </w:tc>
-        <w:tc>
-          <w:tcPr>
-            <w:tcBorders>
-              <w:bottom w:val="single" w:sz="3" w:space="0" w:color="CCCCCC"/>
-              <w:top w:val="single" w:sz="3" w:space="0" w:color="CCCCCC"/>
-              <w:left w:val="single" w:sz="3" w:space="0" w:color="CCCCCC"/>
-              <w:right w:val="single" w:sz="3" w:space="0" w:color="CCCCCC"/>
-            </w:tcBorders>
-            <w:shd w:val="clear" w:color="auto" w:fill="FFFFFF"/>
-            <w:tcMar>
-              <w:top w:w="0" w:type="dxa"/>
-              <w:bottom w:w="0" w:type="dxa"/>
-              <w:left w:w="0" w:type="dxa"/>
-              <w:right w:w="0" w:type="dxa"/>
-            </w:tcMar>
-            <w:vAlign w:val="center"/>
-          </w:tcPr>
-          <w:p>
-            <w:pPr>
-              <w:pStyle w:val="Normal"/>
-              <w:jc w:val="center"/>
-              <w:pBdr>
-                <w:bottom w:val="none" w:sz="0" w:space="0" w:color="000000"/>
-                <w:top w:val="none" w:sz="0" w:space="0" w:color="000000"/>
-                <w:left w:val="none" w:sz="0" w:space="0" w:color="000000"/>
-                <w:right w:val="none" w:sz="0" w:space="0" w:color="000000"/>
-              </w:pBdr>
-              <w:spacing w:after="40" w:before="40" w:line="240"/>
-              <w:ind w:left="100" w:right="100" w:firstLine="0" w:firstLineChars="0"/>
-              <w:rPr>
-                <w:rFonts w:ascii="Arial" w:hAnsi="Arial" w:eastAsia="Arial" w:cs="Arial"/>
-                <w:i w:val="false"/>
-                <w:b w:val="false"/>
-                <w:u w:val="none"/>
-                <w:strike w:val="false"/>
-                <w:sz w:val="18"/>
-                <w:szCs w:val="18"/>
-                <w:color w:val="000000"/>
-              </w:rPr>
-            </w:pPr>
-            <w:r>
-              <w:rPr>
-                <w:rFonts w:ascii="Arial" w:hAnsi="Arial" w:eastAsia="Arial" w:cs="Arial"/>
-                <w:i w:val="false"/>
-                <w:b w:val="false"/>
-                <w:u w:val="none"/>
-                <w:strike w:val="false"/>
-                <w:sz w:val="18"/>
-                <w:szCs w:val="18"/>
-                <w:color w:val="000000"/>
-              </w:rPr>
-              <w:t xml:space="preserve">50 (22.2)</w:t>
+              <w:t xml:space="preserve">69 (23.0)</w:t>
+            </w:r>
+          </w:p>
+        </w:tc>
+        <w:tc>
+          <w:tcPr>
+            <w:tcBorders>
+              <w:bottom w:val="single" w:sz="3" w:space="0" w:color="CCCCCC"/>
+              <w:top w:val="single" w:sz="3" w:space="0" w:color="CCCCCC"/>
+              <w:left w:val="single" w:sz="3" w:space="0" w:color="CCCCCC"/>
+              <w:right w:val="single" w:sz="3" w:space="0" w:color="CCCCCC"/>
+            </w:tcBorders>
+            <w:shd w:val="clear" w:color="auto" w:fill="FFFFFF"/>
+            <w:tcMar>
+              <w:top w:w="0" w:type="dxa"/>
+              <w:bottom w:w="0" w:type="dxa"/>
+              <w:left w:w="0" w:type="dxa"/>
+              <w:right w:w="0" w:type="dxa"/>
+            </w:tcMar>
+            <w:vAlign w:val="center"/>
+          </w:tcPr>
+          <w:p>
+            <w:pPr>
+              <w:pStyle w:val="Normal"/>
+              <w:jc w:val="center"/>
+              <w:pBdr>
+                <w:bottom w:val="none" w:sz="0" w:space="0" w:color="000000"/>
+                <w:top w:val="none" w:sz="0" w:space="0" w:color="000000"/>
+                <w:left w:val="none" w:sz="0" w:space="0" w:color="000000"/>
+                <w:right w:val="none" w:sz="0" w:space="0" w:color="000000"/>
+              </w:pBdr>
+              <w:spacing w:after="40" w:before="40" w:line="240"/>
+              <w:ind w:left="100" w:right="100" w:firstLine="0" w:firstLineChars="0"/>
+              <w:rPr>
+                <w:rFonts w:ascii="Arial" w:hAnsi="Arial" w:eastAsia="Arial" w:cs="Arial"/>
+                <w:i w:val="false"/>
+                <w:b w:val="false"/>
+                <w:u w:val="none"/>
+                <w:strike w:val="false"/>
+                <w:sz w:val="18"/>
+                <w:szCs w:val="18"/>
+                <w:color w:val="000000"/>
+              </w:rPr>
+            </w:pPr>
+            <w:r>
+              <w:rPr>
+                <w:rFonts w:ascii="Arial" w:hAnsi="Arial" w:eastAsia="Arial" w:cs="Arial"/>
+                <w:i w:val="false"/>
+                <w:b w:val="false"/>
+                <w:u w:val="none"/>
+                <w:strike w:val="false"/>
+                <w:sz w:val="18"/>
+                <w:szCs w:val="18"/>
+                <w:color w:val="000000"/>
+              </w:rPr>
+              <w:t xml:space="preserve">39 (26.0)</w:t>
             </w:r>
           </w:p>
         </w:tc>
@@ -6301,7 +6301,7 @@
                 <w:szCs w:val="18"/>
                 <w:color w:val="000000"/>
               </w:rPr>
-              <w:t xml:space="preserve">99 (22.0)</w:t>
+              <w:t xml:space="preserve">108 (24.0)</w:t>
             </w:r>
           </w:p>
         </w:tc>
@@ -6416,62 +6416,62 @@
                 <w:szCs w:val="18"/>
                 <w:color w:val="000000"/>
               </w:rPr>
-              <w:t xml:space="preserve">135 (60.0)</w:t>
-            </w:r>
-          </w:p>
-        </w:tc>
-        <w:tc>
-          <w:tcPr>
-            <w:tcBorders>
-              <w:bottom w:val="single" w:sz="3" w:space="0" w:color="CCCCCC"/>
-              <w:top w:val="single" w:sz="3" w:space="0" w:color="CCCCCC"/>
-              <w:left w:val="single" w:sz="3" w:space="0" w:color="CCCCCC"/>
-              <w:right w:val="single" w:sz="3" w:space="0" w:color="CCCCCC"/>
-            </w:tcBorders>
-            <w:shd w:val="clear" w:color="auto" w:fill="FFFFFF"/>
-            <w:tcMar>
-              <w:top w:w="0" w:type="dxa"/>
-              <w:bottom w:w="0" w:type="dxa"/>
-              <w:left w:w="0" w:type="dxa"/>
-              <w:right w:w="0" w:type="dxa"/>
-            </w:tcMar>
-            <w:vAlign w:val="center"/>
-          </w:tcPr>
-          <w:p>
-            <w:pPr>
-              <w:pStyle w:val="Normal"/>
-              <w:jc w:val="center"/>
-              <w:pBdr>
-                <w:bottom w:val="none" w:sz="0" w:space="0" w:color="000000"/>
-                <w:top w:val="none" w:sz="0" w:space="0" w:color="000000"/>
-                <w:left w:val="none" w:sz="0" w:space="0" w:color="000000"/>
-                <w:right w:val="none" w:sz="0" w:space="0" w:color="000000"/>
-              </w:pBdr>
-              <w:spacing w:after="40" w:before="40" w:line="240"/>
-              <w:ind w:left="100" w:right="100" w:firstLine="0" w:firstLineChars="0"/>
-              <w:rPr>
-                <w:rFonts w:ascii="Arial" w:hAnsi="Arial" w:eastAsia="Arial" w:cs="Arial"/>
-                <w:i w:val="false"/>
-                <w:b w:val="false"/>
-                <w:u w:val="none"/>
-                <w:strike w:val="false"/>
-                <w:sz w:val="18"/>
-                <w:szCs w:val="18"/>
-                <w:color w:val="000000"/>
-              </w:rPr>
-            </w:pPr>
-            <w:r>
-              <w:rPr>
-                <w:rFonts w:ascii="Arial" w:hAnsi="Arial" w:eastAsia="Arial" w:cs="Arial"/>
-                <w:i w:val="false"/>
-                <w:b w:val="false"/>
-                <w:u w:val="none"/>
-                <w:strike w:val="false"/>
-                <w:sz w:val="18"/>
-                <w:szCs w:val="18"/>
-                <w:color w:val="000000"/>
-              </w:rPr>
-              <w:t xml:space="preserve">124 (55.1)</w:t>
+              <w:t xml:space="preserve">167 (55.7)</w:t>
+            </w:r>
+          </w:p>
+        </w:tc>
+        <w:tc>
+          <w:tcPr>
+            <w:tcBorders>
+              <w:bottom w:val="single" w:sz="3" w:space="0" w:color="CCCCCC"/>
+              <w:top w:val="single" w:sz="3" w:space="0" w:color="CCCCCC"/>
+              <w:left w:val="single" w:sz="3" w:space="0" w:color="CCCCCC"/>
+              <w:right w:val="single" w:sz="3" w:space="0" w:color="CCCCCC"/>
+            </w:tcBorders>
+            <w:shd w:val="clear" w:color="auto" w:fill="FFFFFF"/>
+            <w:tcMar>
+              <w:top w:w="0" w:type="dxa"/>
+              <w:bottom w:w="0" w:type="dxa"/>
+              <w:left w:w="0" w:type="dxa"/>
+              <w:right w:w="0" w:type="dxa"/>
+            </w:tcMar>
+            <w:vAlign w:val="center"/>
+          </w:tcPr>
+          <w:p>
+            <w:pPr>
+              <w:pStyle w:val="Normal"/>
+              <w:jc w:val="center"/>
+              <w:pBdr>
+                <w:bottom w:val="none" w:sz="0" w:space="0" w:color="000000"/>
+                <w:top w:val="none" w:sz="0" w:space="0" w:color="000000"/>
+                <w:left w:val="none" w:sz="0" w:space="0" w:color="000000"/>
+                <w:right w:val="none" w:sz="0" w:space="0" w:color="000000"/>
+              </w:pBdr>
+              <w:spacing w:after="40" w:before="40" w:line="240"/>
+              <w:ind w:left="100" w:right="100" w:firstLine="0" w:firstLineChars="0"/>
+              <w:rPr>
+                <w:rFonts w:ascii="Arial" w:hAnsi="Arial" w:eastAsia="Arial" w:cs="Arial"/>
+                <w:i w:val="false"/>
+                <w:b w:val="false"/>
+                <w:u w:val="none"/>
+                <w:strike w:val="false"/>
+                <w:sz w:val="18"/>
+                <w:szCs w:val="18"/>
+                <w:color w:val="000000"/>
+              </w:rPr>
+            </w:pPr>
+            <w:r>
+              <w:rPr>
+                <w:rFonts w:ascii="Arial" w:hAnsi="Arial" w:eastAsia="Arial" w:cs="Arial"/>
+                <w:i w:val="false"/>
+                <w:b w:val="false"/>
+                <w:u w:val="none"/>
+                <w:strike w:val="false"/>
+                <w:sz w:val="18"/>
+                <w:szCs w:val="18"/>
+                <w:color w:val="000000"/>
+              </w:rPr>
+              <w:t xml:space="preserve">82 (54.7)</w:t>
             </w:r>
           </w:p>
         </w:tc>
@@ -6526,7 +6526,7 @@
                 <w:szCs w:val="18"/>
                 <w:color w:val="000000"/>
               </w:rPr>
-              <w:t xml:space="preserve">259 (57.6)</w:t>
+              <w:t xml:space="preserve">249 (55.3)</w:t>
             </w:r>
           </w:p>
         </w:tc>
@@ -6641,62 +6641,62 @@
                 <w:szCs w:val="18"/>
                 <w:color w:val="000000"/>
               </w:rPr>
-              <w:t xml:space="preserve">41 (18.2)</w:t>
-            </w:r>
-          </w:p>
-        </w:tc>
-        <w:tc>
-          <w:tcPr>
-            <w:tcBorders>
-              <w:bottom w:val="single" w:sz="3" w:space="0" w:color="CCCCCC"/>
-              <w:top w:val="single" w:sz="3" w:space="0" w:color="CCCCCC"/>
-              <w:left w:val="single" w:sz="3" w:space="0" w:color="CCCCCC"/>
-              <w:right w:val="single" w:sz="3" w:space="0" w:color="CCCCCC"/>
-            </w:tcBorders>
-            <w:shd w:val="clear" w:color="auto" w:fill="FFFFFF"/>
-            <w:tcMar>
-              <w:top w:w="0" w:type="dxa"/>
-              <w:bottom w:w="0" w:type="dxa"/>
-              <w:left w:w="0" w:type="dxa"/>
-              <w:right w:w="0" w:type="dxa"/>
-            </w:tcMar>
-            <w:vAlign w:val="center"/>
-          </w:tcPr>
-          <w:p>
-            <w:pPr>
-              <w:pStyle w:val="Normal"/>
-              <w:jc w:val="center"/>
-              <w:pBdr>
-                <w:bottom w:val="none" w:sz="0" w:space="0" w:color="000000"/>
-                <w:top w:val="none" w:sz="0" w:space="0" w:color="000000"/>
-                <w:left w:val="none" w:sz="0" w:space="0" w:color="000000"/>
-                <w:right w:val="none" w:sz="0" w:space="0" w:color="000000"/>
-              </w:pBdr>
-              <w:spacing w:after="40" w:before="40" w:line="240"/>
-              <w:ind w:left="100" w:right="100" w:firstLine="0" w:firstLineChars="0"/>
-              <w:rPr>
-                <w:rFonts w:ascii="Arial" w:hAnsi="Arial" w:eastAsia="Arial" w:cs="Arial"/>
-                <w:i w:val="false"/>
-                <w:b w:val="false"/>
-                <w:u w:val="none"/>
-                <w:strike w:val="false"/>
-                <w:sz w:val="18"/>
-                <w:szCs w:val="18"/>
-                <w:color w:val="000000"/>
-              </w:rPr>
-            </w:pPr>
-            <w:r>
-              <w:rPr>
-                <w:rFonts w:ascii="Arial" w:hAnsi="Arial" w:eastAsia="Arial" w:cs="Arial"/>
-                <w:i w:val="false"/>
-                <w:b w:val="false"/>
-                <w:u w:val="none"/>
-                <w:strike w:val="false"/>
-                <w:sz w:val="18"/>
-                <w:szCs w:val="18"/>
-                <w:color w:val="000000"/>
-              </w:rPr>
-              <w:t xml:space="preserve">51 (22.7)</w:t>
+              <w:t xml:space="preserve">64 (21.3)</w:t>
+            </w:r>
+          </w:p>
+        </w:tc>
+        <w:tc>
+          <w:tcPr>
+            <w:tcBorders>
+              <w:bottom w:val="single" w:sz="3" w:space="0" w:color="CCCCCC"/>
+              <w:top w:val="single" w:sz="3" w:space="0" w:color="CCCCCC"/>
+              <w:left w:val="single" w:sz="3" w:space="0" w:color="CCCCCC"/>
+              <w:right w:val="single" w:sz="3" w:space="0" w:color="CCCCCC"/>
+            </w:tcBorders>
+            <w:shd w:val="clear" w:color="auto" w:fill="FFFFFF"/>
+            <w:tcMar>
+              <w:top w:w="0" w:type="dxa"/>
+              <w:bottom w:w="0" w:type="dxa"/>
+              <w:left w:w="0" w:type="dxa"/>
+              <w:right w:w="0" w:type="dxa"/>
+            </w:tcMar>
+            <w:vAlign w:val="center"/>
+          </w:tcPr>
+          <w:p>
+            <w:pPr>
+              <w:pStyle w:val="Normal"/>
+              <w:jc w:val="center"/>
+              <w:pBdr>
+                <w:bottom w:val="none" w:sz="0" w:space="0" w:color="000000"/>
+                <w:top w:val="none" w:sz="0" w:space="0" w:color="000000"/>
+                <w:left w:val="none" w:sz="0" w:space="0" w:color="000000"/>
+                <w:right w:val="none" w:sz="0" w:space="0" w:color="000000"/>
+              </w:pBdr>
+              <w:spacing w:after="40" w:before="40" w:line="240"/>
+              <w:ind w:left="100" w:right="100" w:firstLine="0" w:firstLineChars="0"/>
+              <w:rPr>
+                <w:rFonts w:ascii="Arial" w:hAnsi="Arial" w:eastAsia="Arial" w:cs="Arial"/>
+                <w:i w:val="false"/>
+                <w:b w:val="false"/>
+                <w:u w:val="none"/>
+                <w:strike w:val="false"/>
+                <w:sz w:val="18"/>
+                <w:szCs w:val="18"/>
+                <w:color w:val="000000"/>
+              </w:rPr>
+            </w:pPr>
+            <w:r>
+              <w:rPr>
+                <w:rFonts w:ascii="Arial" w:hAnsi="Arial" w:eastAsia="Arial" w:cs="Arial"/>
+                <w:i w:val="false"/>
+                <w:b w:val="false"/>
+                <w:u w:val="none"/>
+                <w:strike w:val="false"/>
+                <w:sz w:val="18"/>
+                <w:szCs w:val="18"/>
+                <w:color w:val="000000"/>
+              </w:rPr>
+              <w:t xml:space="preserve">29 (19.3)</w:t>
             </w:r>
           </w:p>
         </w:tc>
@@ -6751,7 +6751,7 @@
                 <w:szCs w:val="18"/>
                 <w:color w:val="000000"/>
               </w:rPr>
-              <w:t xml:space="preserve">92 (20.4)</w:t>
+              <w:t xml:space="preserve">93 (20.7)</w:t>
             </w:r>
           </w:p>
         </w:tc>
@@ -7091,62 +7091,62 @@
                 <w:szCs w:val="18"/>
                 <w:color w:val="000000"/>
               </w:rPr>
-              <w:t xml:space="preserve">71 (31.6)</w:t>
-            </w:r>
-          </w:p>
-        </w:tc>
-        <w:tc>
-          <w:tcPr>
-            <w:tcBorders>
-              <w:bottom w:val="single" w:sz="3" w:space="0" w:color="CCCCCC"/>
-              <w:top w:val="single" w:sz="3" w:space="0" w:color="CCCCCC"/>
-              <w:left w:val="single" w:sz="3" w:space="0" w:color="CCCCCC"/>
-              <w:right w:val="single" w:sz="3" w:space="0" w:color="CCCCCC"/>
-            </w:tcBorders>
-            <w:shd w:val="clear" w:color="auto" w:fill="FFFFFF"/>
-            <w:tcMar>
-              <w:top w:w="0" w:type="dxa"/>
-              <w:bottom w:w="0" w:type="dxa"/>
-              <w:left w:w="0" w:type="dxa"/>
-              <w:right w:w="0" w:type="dxa"/>
-            </w:tcMar>
-            <w:vAlign w:val="center"/>
-          </w:tcPr>
-          <w:p>
-            <w:pPr>
-              <w:pStyle w:val="Normal"/>
-              <w:jc w:val="center"/>
-              <w:pBdr>
-                <w:bottom w:val="none" w:sz="0" w:space="0" w:color="000000"/>
-                <w:top w:val="none" w:sz="0" w:space="0" w:color="000000"/>
-                <w:left w:val="none" w:sz="0" w:space="0" w:color="000000"/>
-                <w:right w:val="none" w:sz="0" w:space="0" w:color="000000"/>
-              </w:pBdr>
-              <w:spacing w:after="40" w:before="40" w:line="240"/>
-              <w:ind w:left="100" w:right="100" w:firstLine="0" w:firstLineChars="0"/>
-              <w:rPr>
-                <w:rFonts w:ascii="Arial" w:hAnsi="Arial" w:eastAsia="Arial" w:cs="Arial"/>
-                <w:i w:val="false"/>
-                <w:b w:val="false"/>
-                <w:u w:val="none"/>
-                <w:strike w:val="false"/>
-                <w:sz w:val="18"/>
-                <w:szCs w:val="18"/>
-                <w:color w:val="000000"/>
-              </w:rPr>
-            </w:pPr>
-            <w:r>
-              <w:rPr>
-                <w:rFonts w:ascii="Arial" w:hAnsi="Arial" w:eastAsia="Arial" w:cs="Arial"/>
-                <w:i w:val="false"/>
-                <w:b w:val="false"/>
-                <w:u w:val="none"/>
-                <w:strike w:val="false"/>
-                <w:sz w:val="18"/>
-                <w:szCs w:val="18"/>
-                <w:color w:val="000000"/>
-              </w:rPr>
-              <w:t xml:space="preserve">70 (31.1)</w:t>
+              <w:t xml:space="preserve">85 (28.3)</w:t>
+            </w:r>
+          </w:p>
+        </w:tc>
+        <w:tc>
+          <w:tcPr>
+            <w:tcBorders>
+              <w:bottom w:val="single" w:sz="3" w:space="0" w:color="CCCCCC"/>
+              <w:top w:val="single" w:sz="3" w:space="0" w:color="CCCCCC"/>
+              <w:left w:val="single" w:sz="3" w:space="0" w:color="CCCCCC"/>
+              <w:right w:val="single" w:sz="3" w:space="0" w:color="CCCCCC"/>
+            </w:tcBorders>
+            <w:shd w:val="clear" w:color="auto" w:fill="FFFFFF"/>
+            <w:tcMar>
+              <w:top w:w="0" w:type="dxa"/>
+              <w:bottom w:w="0" w:type="dxa"/>
+              <w:left w:w="0" w:type="dxa"/>
+              <w:right w:w="0" w:type="dxa"/>
+            </w:tcMar>
+            <w:vAlign w:val="center"/>
+          </w:tcPr>
+          <w:p>
+            <w:pPr>
+              <w:pStyle w:val="Normal"/>
+              <w:jc w:val="center"/>
+              <w:pBdr>
+                <w:bottom w:val="none" w:sz="0" w:space="0" w:color="000000"/>
+                <w:top w:val="none" w:sz="0" w:space="0" w:color="000000"/>
+                <w:left w:val="none" w:sz="0" w:space="0" w:color="000000"/>
+                <w:right w:val="none" w:sz="0" w:space="0" w:color="000000"/>
+              </w:pBdr>
+              <w:spacing w:after="40" w:before="40" w:line="240"/>
+              <w:ind w:left="100" w:right="100" w:firstLine="0" w:firstLineChars="0"/>
+              <w:rPr>
+                <w:rFonts w:ascii="Arial" w:hAnsi="Arial" w:eastAsia="Arial" w:cs="Arial"/>
+                <w:i w:val="false"/>
+                <w:b w:val="false"/>
+                <w:u w:val="none"/>
+                <w:strike w:val="false"/>
+                <w:sz w:val="18"/>
+                <w:szCs w:val="18"/>
+                <w:color w:val="000000"/>
+              </w:rPr>
+            </w:pPr>
+            <w:r>
+              <w:rPr>
+                <w:rFonts w:ascii="Arial" w:hAnsi="Arial" w:eastAsia="Arial" w:cs="Arial"/>
+                <w:i w:val="false"/>
+                <w:b w:val="false"/>
+                <w:u w:val="none"/>
+                <w:strike w:val="false"/>
+                <w:sz w:val="18"/>
+                <w:szCs w:val="18"/>
+                <w:color w:val="000000"/>
+              </w:rPr>
+              <w:t xml:space="preserve">49 (32.7)</w:t>
             </w:r>
           </w:p>
         </w:tc>
@@ -7201,7 +7201,7 @@
                 <w:szCs w:val="18"/>
                 <w:color w:val="000000"/>
               </w:rPr>
-              <w:t xml:space="preserve">141 (31.3)</w:t>
+              <w:t xml:space="preserve">134 (29.8)</w:t>
             </w:r>
           </w:p>
         </w:tc>
@@ -7316,62 +7316,62 @@
                 <w:szCs w:val="18"/>
                 <w:color w:val="000000"/>
               </w:rPr>
-              <w:t xml:space="preserve">141 (62.7)</w:t>
-            </w:r>
-          </w:p>
-        </w:tc>
-        <w:tc>
-          <w:tcPr>
-            <w:tcBorders>
-              <w:bottom w:val="single" w:sz="3" w:space="0" w:color="CCCCCC"/>
-              <w:top w:val="single" w:sz="3" w:space="0" w:color="CCCCCC"/>
-              <w:left w:val="single" w:sz="3" w:space="0" w:color="CCCCCC"/>
-              <w:right w:val="single" w:sz="3" w:space="0" w:color="CCCCCC"/>
-            </w:tcBorders>
-            <w:shd w:val="clear" w:color="auto" w:fill="FFFFFF"/>
-            <w:tcMar>
-              <w:top w:w="0" w:type="dxa"/>
-              <w:bottom w:w="0" w:type="dxa"/>
-              <w:left w:w="0" w:type="dxa"/>
-              <w:right w:w="0" w:type="dxa"/>
-            </w:tcMar>
-            <w:vAlign w:val="center"/>
-          </w:tcPr>
-          <w:p>
-            <w:pPr>
-              <w:pStyle w:val="Normal"/>
-              <w:jc w:val="center"/>
-              <w:pBdr>
-                <w:bottom w:val="none" w:sz="0" w:space="0" w:color="000000"/>
-                <w:top w:val="none" w:sz="0" w:space="0" w:color="000000"/>
-                <w:left w:val="none" w:sz="0" w:space="0" w:color="000000"/>
-                <w:right w:val="none" w:sz="0" w:space="0" w:color="000000"/>
-              </w:pBdr>
-              <w:spacing w:after="40" w:before="40" w:line="240"/>
-              <w:ind w:left="100" w:right="100" w:firstLine="0" w:firstLineChars="0"/>
-              <w:rPr>
-                <w:rFonts w:ascii="Arial" w:hAnsi="Arial" w:eastAsia="Arial" w:cs="Arial"/>
-                <w:i w:val="false"/>
-                <w:b w:val="false"/>
-                <w:u w:val="none"/>
-                <w:strike w:val="false"/>
-                <w:sz w:val="18"/>
-                <w:szCs w:val="18"/>
-                <w:color w:val="000000"/>
-              </w:rPr>
-            </w:pPr>
-            <w:r>
-              <w:rPr>
-                <w:rFonts w:ascii="Arial" w:hAnsi="Arial" w:eastAsia="Arial" w:cs="Arial"/>
-                <w:i w:val="false"/>
-                <w:b w:val="false"/>
-                <w:u w:val="none"/>
-                <w:strike w:val="false"/>
-                <w:sz w:val="18"/>
-                <w:szCs w:val="18"/>
-                <w:color w:val="000000"/>
-              </w:rPr>
-              <w:t xml:space="preserve">148 (65.8)</w:t>
+              <w:t xml:space="preserve">200 (66.7)</w:t>
+            </w:r>
+          </w:p>
+        </w:tc>
+        <w:tc>
+          <w:tcPr>
+            <w:tcBorders>
+              <w:bottom w:val="single" w:sz="3" w:space="0" w:color="CCCCCC"/>
+              <w:top w:val="single" w:sz="3" w:space="0" w:color="CCCCCC"/>
+              <w:left w:val="single" w:sz="3" w:space="0" w:color="CCCCCC"/>
+              <w:right w:val="single" w:sz="3" w:space="0" w:color="CCCCCC"/>
+            </w:tcBorders>
+            <w:shd w:val="clear" w:color="auto" w:fill="FFFFFF"/>
+            <w:tcMar>
+              <w:top w:w="0" w:type="dxa"/>
+              <w:bottom w:w="0" w:type="dxa"/>
+              <w:left w:w="0" w:type="dxa"/>
+              <w:right w:w="0" w:type="dxa"/>
+            </w:tcMar>
+            <w:vAlign w:val="center"/>
+          </w:tcPr>
+          <w:p>
+            <w:pPr>
+              <w:pStyle w:val="Normal"/>
+              <w:jc w:val="center"/>
+              <w:pBdr>
+                <w:bottom w:val="none" w:sz="0" w:space="0" w:color="000000"/>
+                <w:top w:val="none" w:sz="0" w:space="0" w:color="000000"/>
+                <w:left w:val="none" w:sz="0" w:space="0" w:color="000000"/>
+                <w:right w:val="none" w:sz="0" w:space="0" w:color="000000"/>
+              </w:pBdr>
+              <w:spacing w:after="40" w:before="40" w:line="240"/>
+              <w:ind w:left="100" w:right="100" w:firstLine="0" w:firstLineChars="0"/>
+              <w:rPr>
+                <w:rFonts w:ascii="Arial" w:hAnsi="Arial" w:eastAsia="Arial" w:cs="Arial"/>
+                <w:i w:val="false"/>
+                <w:b w:val="false"/>
+                <w:u w:val="none"/>
+                <w:strike w:val="false"/>
+                <w:sz w:val="18"/>
+                <w:szCs w:val="18"/>
+                <w:color w:val="000000"/>
+              </w:rPr>
+            </w:pPr>
+            <w:r>
+              <w:rPr>
+                <w:rFonts w:ascii="Arial" w:hAnsi="Arial" w:eastAsia="Arial" w:cs="Arial"/>
+                <w:i w:val="false"/>
+                <w:b w:val="false"/>
+                <w:u w:val="none"/>
+                <w:strike w:val="false"/>
+                <w:sz w:val="18"/>
+                <w:szCs w:val="18"/>
+                <w:color w:val="000000"/>
+              </w:rPr>
+              <w:t xml:space="preserve">96 (64.0)</w:t>
             </w:r>
           </w:p>
         </w:tc>
@@ -7426,7 +7426,7 @@
                 <w:szCs w:val="18"/>
                 <w:color w:val="000000"/>
               </w:rPr>
-              <w:t xml:space="preserve">289 (64.2)</w:t>
+              <w:t xml:space="preserve">296 (65.8)</w:t>
             </w:r>
           </w:p>
         </w:tc>
@@ -7541,7 +7541,7 @@
                 <w:szCs w:val="18"/>
                 <w:color w:val="000000"/>
               </w:rPr>
-              <w:t xml:space="preserve">13 (5.8)</w:t>
+              <w:t xml:space="preserve">15 (5.0)</w:t>
             </w:r>
           </w:p>
         </w:tc>
@@ -7596,7 +7596,7 @@
                 <w:szCs w:val="18"/>
                 <w:color w:val="000000"/>
               </w:rPr>
-              <w:t xml:space="preserve">7 (3.1)</w:t>
+              <w:t xml:space="preserve">5 (3.3)</w:t>
             </w:r>
           </w:p>
         </w:tc>
